--- a/Cavway X1 User Manual.docx
+++ b/Cavway X1 User Manual.docx
@@ -63,54 +63,77 @@
     <w:p>
       <w:pPr>
         <w:rPr>
+          <w:rFonts w:asciiTheme="minorEastAsia" w:hAnsiTheme="minorEastAsia"/>
+          <w:sz w:val="36"/>
+          <w:szCs w:val="44"/>
+        </w:rPr>
+      </w:pPr>
+      <w:r>
+        <w:rPr>
+          <w:rFonts w:ascii="Malgun Gothic" w:eastAsia="Malgun Gothic" w:hAnsi="Malgun Gothic" w:hint="eastAsia"/>
+          <w:sz w:val="36"/>
+          <w:szCs w:val="44"/>
+        </w:rPr>
+        <w:t>March</w:t>
+      </w:r>
+      <w:r>
+        <w:rPr>
           <w:rFonts w:ascii="Malgun Gothic" w:eastAsia="Malgun Gothic" w:hAnsi="Malgun Gothic"/>
           <w:sz w:val="36"/>
           <w:szCs w:val="44"/>
         </w:rPr>
-      </w:pPr>
+        <w:t xml:space="preserve"> 2026 Rev. </w:t>
+      </w:r>
       <w:r>
         <w:rPr>
           <w:rFonts w:asciiTheme="minorEastAsia" w:hAnsiTheme="minorEastAsia" w:hint="eastAsia"/>
           <w:sz w:val="36"/>
           <w:szCs w:val="44"/>
         </w:rPr>
-        <w:t>November</w:t>
-      </w:r>
-      <w:r>
+        <w:t>C</w:t>
+      </w:r>
+    </w:p>
+    <w:p>
+      <w:pPr>
         <w:rPr>
           <w:rFonts w:ascii="Malgun Gothic" w:eastAsia="Malgun Gothic" w:hAnsi="Malgun Gothic"/>
           <w:sz w:val="36"/>
           <w:szCs w:val="44"/>
         </w:rPr>
-        <w:t xml:space="preserve"> 2025 Rev. B</w:t>
-      </w:r>
-    </w:p>
-    <w:p>
-      <w:pPr>
+      </w:pPr>
+      <w:r>
+        <w:rPr>
+          <w:rFonts w:ascii="Malgun Gothic" w:eastAsia="Malgun Gothic" w:hAnsi="Malgun Gothic" w:hint="eastAsia"/>
+          <w:sz w:val="36"/>
+          <w:szCs w:val="44"/>
+        </w:rPr>
+        <w:t>Correspond</w:t>
+      </w:r>
+      <w:r>
         <w:rPr>
           <w:rFonts w:ascii="Malgun Gothic" w:eastAsia="Malgun Gothic" w:hAnsi="Malgun Gothic"/>
           <w:sz w:val="36"/>
           <w:szCs w:val="44"/>
         </w:rPr>
-      </w:pPr>
-      <w:proofErr w:type="spellStart"/>
+        <w:t>ing</w:t>
+      </w:r>
       <w:r>
         <w:rPr>
           <w:rFonts w:ascii="Malgun Gothic" w:eastAsia="Malgun Gothic" w:hAnsi="Malgun Gothic"/>
           <w:sz w:val="36"/>
           <w:szCs w:val="44"/>
         </w:rPr>
-        <w:t>Siwei</w:t>
-      </w:r>
-      <w:proofErr w:type="spellEnd"/>
-      <w:r>
+        <w:t xml:space="preserve"> Firmware 1.1.6</w:t>
+      </w:r>
+    </w:p>
+    <w:p>
+      <w:pPr>
         <w:rPr>
           <w:rFonts w:ascii="Malgun Gothic" w:eastAsia="Malgun Gothic" w:hAnsi="Malgun Gothic"/>
           <w:sz w:val="36"/>
           <w:szCs w:val="44"/>
         </w:rPr>
-        <w:t xml:space="preserve"> Tian &amp; Marco </w:t>
-      </w:r>
+      </w:pPr>
       <w:proofErr w:type="spellStart"/>
       <w:r>
         <w:rPr>
@@ -118,6 +141,24 @@
           <w:sz w:val="36"/>
           <w:szCs w:val="44"/>
         </w:rPr>
+        <w:t>Siwei</w:t>
+      </w:r>
+      <w:proofErr w:type="spellEnd"/>
+      <w:r>
+        <w:rPr>
+          <w:rFonts w:ascii="Malgun Gothic" w:eastAsia="Malgun Gothic" w:hAnsi="Malgun Gothic"/>
+          <w:sz w:val="36"/>
+          <w:szCs w:val="44"/>
+        </w:rPr>
+        <w:t xml:space="preserve"> Tian &amp; Marco </w:t>
+      </w:r>
+      <w:proofErr w:type="spellStart"/>
+      <w:r>
+        <w:rPr>
+          <w:rFonts w:ascii="Malgun Gothic" w:eastAsia="Malgun Gothic" w:hAnsi="Malgun Gothic"/>
+          <w:sz w:val="36"/>
+          <w:szCs w:val="44"/>
+        </w:rPr>
         <w:t>Corvi</w:t>
       </w:r>
       <w:proofErr w:type="spellEnd"/>
@@ -127,12 +168,23 @@
         <w:widowControl/>
         <w:jc w:val="left"/>
         <w:rPr>
-          <w:rFonts w:ascii="Malgun Gothic" w:eastAsia="Malgun Gothic" w:hAnsi="Malgun Gothic"/>
+          <w:rFonts w:ascii="Malgun Gothic" w:hAnsi="Malgun Gothic"/>
           <w:sz w:val="44"/>
           <w:szCs w:val="44"/>
         </w:rPr>
+      </w:pPr>
+    </w:p>
+    <w:p>
+      <w:pPr>
+        <w:widowControl/>
+        <w:jc w:val="left"/>
+        <w:rPr>
+          <w:rFonts w:ascii="Malgun Gothic" w:hAnsi="Malgun Gothic" w:hint="eastAsia"/>
+          <w:sz w:val="44"/>
+          <w:szCs w:val="44"/>
+        </w:rPr>
         <w:sectPr>
-          <w:footerReference w:type="default" r:id="rId7"/>
+          <w:footerReference w:type="default" r:id="rId8"/>
           <w:pgSz w:w="11906" w:h="16838"/>
           <w:pgMar w:top="1440" w:right="1800" w:bottom="1440" w:left="1800" w:header="0" w:footer="992" w:gutter="0"/>
           <w:pgNumType w:start="0"/>
@@ -174,7 +226,7 @@
                     </pic:cNvPicPr>
                   </pic:nvPicPr>
                   <pic:blipFill>
-                    <a:blip r:embed="rId8"/>
+                    <a:blip r:embed="rId9"/>
                     <a:srcRect t="6732" b="6247"/>
                     <a:stretch>
                       <a:fillRect/>
@@ -304,9 +356,9 @@
       </w:pPr>
       <w:r>
         <w:pict>
-          <v:shape id="ole_rId4" o:spid="_x0000_s1049" style="position:absolute;left:0;text-align:left;margin-left:262.85pt;margin-top:8.1pt;width:146.55pt;height:136.7pt;z-index:251653120;mso-position-horizontal-relative:text;mso-position-vertical-relative:text" coordsize="" o:spt="100" adj="0,,0" path="">
+          <v:shape id="ole_rId4" o:spid="_x0000_s1049" style="position:absolute;left:0;text-align:left;margin-left:273.25pt;margin-top:8.1pt;width:136.15pt;height:136.7pt;z-index:251653120;mso-position-horizontal-relative:text;mso-position-vertical-relative:text" coordsize="" o:spt="100" adj="0,,0" path="">
             <v:stroke joinstyle="round"/>
-            <v:imagedata r:id="rId9" o:title=""/>
+            <v:imagedata r:id="rId10" o:title="" cropleft="4651f"/>
             <v:formulas/>
             <v:path o:connecttype="segments"/>
             <w10:wrap type="square"/>
@@ -441,10 +493,32 @@
         </w:rPr>
       </w:pPr>
       <w:r>
+        <w:rPr>
+          <w:b/>
+          <w:sz w:val="36"/>
+        </w:rPr>
+        <w:t>Power on/off</w:t>
+      </w:r>
+    </w:p>
+    <w:p>
+      <w:r>
+        <w:t xml:space="preserve">A press on the top button, "DIST", turns the device on. The display shows the date and the time. A long press on the CLR button switches the </w:t>
+      </w:r>
+      <w:proofErr w:type="spellStart"/>
+      <w:r>
+        <w:t>Cavway</w:t>
+      </w:r>
+      <w:proofErr w:type="spellEnd"/>
+      <w:r>
+        <w:t xml:space="preserve"> X1 off.</w:t>
+      </w:r>
+    </w:p>
+    <w:p>
+      <w:r>
         <w:pict>
-          <v:shape id="ole_rId6" o:spid="_x0000_s1048" style="position:absolute;left:0;text-align:left;margin-left:263.7pt;margin-top:11.6pt;width:147.95pt;height:140.1pt;z-index:251654144;mso-position-horizontal-relative:text;mso-position-vertical-relative:text" coordsize="" o:spt="100" adj="0,,0" path="">
+          <v:shape id="ole_rId6" o:spid="_x0000_s1048" style="position:absolute;left:0;text-align:left;margin-left:273.25pt;margin-top:21.35pt;width:138.4pt;height:140.1pt;z-index:251654144;mso-position-horizontal-relative:text;mso-position-vertical-relative:text" coordsize="" o:spt="100" adj="0,,0" path="">
             <v:stroke joinstyle="round"/>
-            <v:imagedata r:id="rId10" o:title=""/>
+            <v:imagedata r:id="rId11" o:title="" cropleft="4230f"/>
             <v:formulas/>
             <v:path o:connecttype="segments"/>
             <w10:wrap type="square"/>
@@ -452,52 +526,30 @@
         </w:pict>
       </w:r>
       <w:r>
+        <w:t xml:space="preserve">To lock and power off the device, press and hold the CLR button while simultaneously pressing the &gt; key. </w:t>
+      </w:r>
+      <w:r>
+        <w:t>To unlock upon restart, press the M key within 2 seconds</w:t>
+      </w:r>
+      <w:r>
+        <w:t>.</w:t>
+      </w:r>
+    </w:p>
+    <w:p>
+      <w:r>
         <w:rPr>
           <w:b/>
           <w:sz w:val="36"/>
         </w:rPr>
-        <w:t>Power on/off</w:t>
-      </w:r>
-    </w:p>
-    <w:p>
-      <w:r>
-        <w:t xml:space="preserve">A press on the top button, "DIST", turns the device on. The display shows the date and the time. A long press on the CLR button switches the </w:t>
-      </w:r>
-      <w:proofErr w:type="spellStart"/>
-      <w:r>
-        <w:t>Cavway</w:t>
-      </w:r>
-      <w:proofErr w:type="spellEnd"/>
-      <w:r>
-        <w:t xml:space="preserve"> X1 off.</w:t>
-      </w:r>
-    </w:p>
-    <w:p>
-      <w:r>
-        <w:t xml:space="preserve">To lock and power off the device, press and hold the CLR button while simultaneously pressing the &gt; key. </w:t>
-      </w:r>
-      <w:r>
-        <w:t>To unlock upon restart, press the M key within 2 seconds</w:t>
-      </w:r>
-      <w:r>
-        <w:t>.</w:t>
-      </w:r>
-    </w:p>
-    <w:p>
-      <w:r>
-        <w:rPr>
-          <w:b/>
-          <w:sz w:val="36"/>
-        </w:rPr>
         <w:t>Measure</w:t>
       </w:r>
     </w:p>
     <w:p>
       <w:r>
         <w:pict>
-          <v:shape id="ole_rId8" o:spid="_x0000_s1047" style="position:absolute;left:0;text-align:left;margin-left:263.4pt;margin-top:8.15pt;width:148.25pt;height:140.35pt;z-index:251655168;mso-position-horizontal-relative:text;mso-position-vertical-relative:text" coordsize="" o:spt="100" adj="0,,0" path="">
+          <v:shape id="ole_rId8" o:spid="_x0000_s1047" style="position:absolute;left:0;text-align:left;margin-left:272.55pt;margin-top:84.2pt;width:139.1pt;height:140.35pt;z-index:251655168;mso-position-horizontal-relative:text;mso-position-vertical-relative:text" coordsize="" o:spt="100" adj="0,,0" path="">
             <v:stroke joinstyle="round"/>
-            <v:imagedata r:id="rId11" o:title=""/>
+            <v:imagedata r:id="rId12" o:title="" cropleft="4045f"/>
             <v:formulas/>
             <v:path o:connecttype="segments"/>
             <w10:wrap type="square"/>
@@ -557,41 +609,81 @@
     </w:p>
     <w:p>
       <w:r>
+        <w:t xml:space="preserve">After the measurement is completed, use the &lt; and &gt; keys </w:t>
+      </w:r>
+      <w:r>
+        <w:lastRenderedPageBreak/>
+        <w:t xml:space="preserve">to view </w:t>
+      </w:r>
+      <w:r>
+        <w:t xml:space="preserve">further information </w:t>
+      </w:r>
+      <w:r>
         <w:rPr>
           <w:noProof/>
         </w:rPr>
-        <w:lastRenderedPageBreak/>
-        <w:pict>
-          <v:shapetype id="_x0000_t75" coordsize="21600,21600" o:spt="75" o:preferrelative="t" path="m@4@5l@4@11@9@11@9@5xe" filled="f" stroked="f">
-            <v:stroke joinstyle="miter"/>
-            <v:formulas>
-              <v:f eqn="if lineDrawn pixelLineWidth 0"/>
-              <v:f eqn="sum @0 1 0"/>
-              <v:f eqn="sum 0 0 @1"/>
-              <v:f eqn="prod @2 1 2"/>
-              <v:f eqn="prod @3 21600 pixelWidth"/>
-              <v:f eqn="prod @3 21600 pixelHeight"/>
-              <v:f eqn="sum @0 0 1"/>
-              <v:f eqn="prod @6 1 2"/>
-              <v:f eqn="prod @7 21600 pixelWidth"/>
-              <v:f eqn="sum @8 21600 0"/>
-              <v:f eqn="prod @7 21600 pixelHeight"/>
-              <v:f eqn="sum @10 21600 0"/>
-            </v:formulas>
-            <v:path o:extrusionok="f" gradientshapeok="t" o:connecttype="rect"/>
-            <o:lock v:ext="edit" aspectratio="t"/>
-          </v:shapetype>
-          <v:shape id="_x0000_s1072" type="#_x0000_t75" style="position:absolute;left:0;text-align:left;margin-left:275.5pt;margin-top:0;width:130.5pt;height:130pt;z-index:251677696;mso-position-horizontal-relative:text;mso-position-vertical-relative:text;mso-width-relative:page;mso-height-relative:page">
-            <v:imagedata r:id="rId12" o:title="" cropleft="4228f"/>
-            <w10:wrap type="square"/>
-          </v:shape>
-        </w:pict>
-      </w:r>
-      <w:r>
-        <w:t xml:space="preserve">After the measurement is completed, use the &lt; and &gt; keys to view </w:t>
-      </w:r>
-      <w:r>
-        <w:t xml:space="preserve">further information associated with the </w:t>
+        <w:drawing>
+          <wp:anchor distT="0" distB="0" distL="114300" distR="114300" simplePos="0" relativeHeight="251683840" behindDoc="0" locked="0" layoutInCell="1" allowOverlap="1" wp14:anchorId="3A4801EA" wp14:editId="777E496B">
+            <wp:simplePos x="0" y="0"/>
+            <wp:positionH relativeFrom="margin">
+              <wp:posOffset>3496006</wp:posOffset>
+            </wp:positionH>
+            <wp:positionV relativeFrom="margin">
+              <wp:posOffset>-7620</wp:posOffset>
+            </wp:positionV>
+            <wp:extent cx="1746250" cy="1739265"/>
+            <wp:effectExtent l="0" t="0" r="6350" b="0"/>
+            <wp:wrapSquare wrapText="bothSides"/>
+            <wp:docPr id="10" name="图片 10"/>
+            <wp:cNvGraphicFramePr>
+              <a:graphicFrameLocks xmlns:a="http://schemas.openxmlformats.org/drawingml/2006/main" noChangeAspect="1"/>
+            </wp:cNvGraphicFramePr>
+            <a:graphic xmlns:a="http://schemas.openxmlformats.org/drawingml/2006/main">
+              <a:graphicData uri="http://schemas.openxmlformats.org/drawingml/2006/picture">
+                <pic:pic xmlns:pic="http://schemas.openxmlformats.org/drawingml/2006/picture">
+                  <pic:nvPicPr>
+                    <pic:cNvPr id="0" name="Picture 61"/>
+                    <pic:cNvPicPr>
+                      <a:picLocks noChangeAspect="1" noChangeArrowheads="1"/>
+                    </pic:cNvPicPr>
+                  </pic:nvPicPr>
+                  <pic:blipFill>
+                    <a:blip r:embed="rId13">
+                      <a:extLst>
+                        <a:ext uri="{28A0092B-C50C-407E-A947-70E740481C1C}">
+                          <a14:useLocalDpi xmlns:a14="http://schemas.microsoft.com/office/drawing/2010/main" val="0"/>
+                        </a:ext>
+                      </a:extLst>
+                    </a:blip>
+                    <a:srcRect l="6451"/>
+                    <a:stretch>
+                      <a:fillRect/>
+                    </a:stretch>
+                  </pic:blipFill>
+                  <pic:spPr bwMode="auto">
+                    <a:xfrm>
+                      <a:off x="0" y="0"/>
+                      <a:ext cx="1746250" cy="1739265"/>
+                    </a:xfrm>
+                    <a:prstGeom prst="rect">
+                      <a:avLst/>
+                    </a:prstGeom>
+                    <a:noFill/>
+                  </pic:spPr>
+                </pic:pic>
+              </a:graphicData>
+            </a:graphic>
+            <wp14:sizeRelH relativeFrom="page">
+              <wp14:pctWidth>0</wp14:pctWidth>
+            </wp14:sizeRelH>
+            <wp14:sizeRelV relativeFrom="page">
+              <wp14:pctHeight>0</wp14:pctHeight>
+            </wp14:sizeRelV>
+          </wp:anchor>
+        </w:drawing>
+      </w:r>
+      <w:r>
+        <w:t xml:space="preserve">associated with the </w:t>
       </w:r>
       <w:r>
         <w:t>measurement</w:t>
@@ -615,6 +707,11 @@
       </w:r>
     </w:p>
     <w:p>
+      <w:pPr>
+        <w:rPr>
+          <w:rFonts w:hint="eastAsia"/>
+        </w:rPr>
+      </w:pPr>
       <w:r>
         <w:t>Long press “&gt;” opens a confirmation dialog to clear</w:t>
       </w:r>
@@ -647,16 +744,16 @@
           <w:noProof/>
         </w:rPr>
         <w:drawing>
-          <wp:anchor distT="0" distB="0" distL="114300" distR="114300" simplePos="0" relativeHeight="251674624" behindDoc="0" locked="0" layoutInCell="1" allowOverlap="1" wp14:anchorId="0F184217" wp14:editId="30AC2634">
+          <wp:anchor distT="0" distB="0" distL="114300" distR="114300" simplePos="0" relativeHeight="251674624" behindDoc="0" locked="0" layoutInCell="1" allowOverlap="1" wp14:anchorId="40087F96" wp14:editId="21136174">
             <wp:simplePos x="0" y="0"/>
             <wp:positionH relativeFrom="margin">
               <wp:posOffset>3492500</wp:posOffset>
             </wp:positionH>
             <wp:positionV relativeFrom="paragraph">
-              <wp:posOffset>214630</wp:posOffset>
+              <wp:posOffset>222581</wp:posOffset>
             </wp:positionV>
-            <wp:extent cx="1670050" cy="1676400"/>
-            <wp:effectExtent l="0" t="0" r="6350" b="0"/>
+            <wp:extent cx="1746000" cy="1752639"/>
+            <wp:effectExtent l="0" t="0" r="6985" b="0"/>
             <wp:wrapSquare wrapText="bothSides"/>
             <wp:docPr id="3" name="图片 3"/>
             <wp:cNvGraphicFramePr>
@@ -672,7 +769,7 @@
                     </pic:cNvPicPr>
                   </pic:nvPicPr>
                   <pic:blipFill rotWithShape="1">
-                    <a:blip r:embed="rId13">
+                    <a:blip r:embed="rId14">
                       <a:extLst>
                         <a:ext uri="{28A0092B-C50C-407E-A947-70E740481C1C}">
                           <a14:useLocalDpi xmlns:a14="http://schemas.microsoft.com/office/drawing/2010/main" val="0"/>
@@ -685,7 +782,7 @@
                   <pic:spPr bwMode="auto">
                     <a:xfrm>
                       <a:off x="0" y="0"/>
-                      <a:ext cx="1670050" cy="1676400"/>
+                      <a:ext cx="1746000" cy="1752639"/>
                     </a:xfrm>
                     <a:prstGeom prst="rect">
                       <a:avLst/>
@@ -757,12 +854,7 @@
         <w:t xml:space="preserve"> shot (leg or splay)</w:t>
       </w:r>
       <w:r>
-        <w:t>. The correspo</w:t>
-      </w:r>
-      <w:bookmarkStart w:id="0" w:name="_GoBack"/>
-      <w:bookmarkEnd w:id="0"/>
-      <w:r>
-        <w:t>nding mark will be displayed on the screen. The five available marks are:</w:t>
+        <w:t>. The corresponding mark will be displayed on the screen. The five available marks are:</w:t>
       </w:r>
     </w:p>
     <w:p>
@@ -828,15 +920,10 @@
       </w:r>
     </w:p>
     <w:p>
-      <w:pPr>
+      <w:r>
         <w:rPr>
           <w:rFonts w:hint="eastAsia"/>
         </w:rPr>
-      </w:pPr>
-      <w:r>
-        <w:rPr>
-          <w:rFonts w:hint="eastAsia"/>
-        </w:rPr>
         <w:t>P</w:t>
       </w:r>
       <w:r>
@@ -863,8 +950,27 @@
           <w:noProof/>
         </w:rPr>
         <w:pict>
-          <v:shape id="_x0000_s1062" type="#_x0000_t75" style="position:absolute;left:0;text-align:left;margin-left:275.95pt;margin-top:20pt;width:130pt;height:129.5pt;z-index:251673600;mso-position-horizontal-relative:text;mso-position-vertical-relative:text;mso-width-relative:page;mso-height-relative:page">
-            <v:imagedata r:id="rId14" o:title=""/>
+          <v:shapetype id="_x0000_t75" coordsize="21600,21600" o:spt="75" o:preferrelative="t" path="m@4@5l@4@11@9@11@9@5xe" filled="f" stroked="f">
+            <v:stroke joinstyle="miter"/>
+            <v:formulas>
+              <v:f eqn="if lineDrawn pixelLineWidth 0"/>
+              <v:f eqn="sum @0 1 0"/>
+              <v:f eqn="sum 0 0 @1"/>
+              <v:f eqn="prod @2 1 2"/>
+              <v:f eqn="prod @3 21600 pixelWidth"/>
+              <v:f eqn="prod @3 21600 pixelHeight"/>
+              <v:f eqn="sum @0 0 1"/>
+              <v:f eqn="prod @6 1 2"/>
+              <v:f eqn="prod @7 21600 pixelWidth"/>
+              <v:f eqn="sum @8 21600 0"/>
+              <v:f eqn="prod @7 21600 pixelHeight"/>
+              <v:f eqn="sum @10 21600 0"/>
+            </v:formulas>
+            <v:path o:extrusionok="f" gradientshapeok="t" o:connecttype="rect"/>
+            <o:lock v:ext="edit" aspectratio="t"/>
+          </v:shapetype>
+          <v:shape id="_x0000_s1084" type="#_x0000_t75" style="position:absolute;left:0;text-align:left;margin-left:277.5pt;margin-top:30.2pt;width:137.75pt;height:139pt;z-index:251682816;mso-position-horizontal-relative:text;mso-position-vertical-relative:text;mso-width-relative:page;mso-height-relative:page">
+            <v:imagedata r:id="rId15" o:title="" cropbottom="1398f" cropleft="4679f"/>
             <w10:wrap type="square"/>
           </v:shape>
         </w:pict>
@@ -874,144 +980,196 @@
           <w:b/>
           <w:sz w:val="36"/>
         </w:rPr>
-        <w:t>Memory mode</w:t>
-      </w:r>
-    </w:p>
-    <w:p>
-      <w:r>
-        <w:t xml:space="preserve">Pressing the "&lt;" or the "&gt;" button the </w:t>
-      </w:r>
-      <w:proofErr w:type="spellStart"/>
-      <w:r>
-        <w:t>Cavway</w:t>
-      </w:r>
-      <w:proofErr w:type="spellEnd"/>
-      <w:r>
-        <w:t xml:space="preserve"> X1 enters the memory mode: data in memory are shown on the display. The most recent data on the top. It is possible to scroll up ("&lt;" button - more recent data) and down ("&gt;" button - older data) in the list.</w:t>
-      </w:r>
-    </w:p>
-    <w:p>
-      <w:r>
-        <w:t>The character 'E' on the left indicates a data</w:t>
-      </w:r>
-      <w:r>
-        <w:t xml:space="preserve"> with accuracy</w:t>
-      </w:r>
-      <w:r>
-        <w:t xml:space="preserve"> error. The character 'C' denotes a calibration data. The </w:t>
-      </w:r>
-      <w:r>
-        <w:t>line</w:t>
-      </w:r>
-      <w:r>
-        <w:t>s in bold indicate a leg. The data that have not been transferred have a '*' on the right.</w:t>
-      </w:r>
-      <w:r>
-        <w:t xml:space="preserve"> </w:t>
-      </w:r>
-      <w:r>
-        <w:t>Data with special marks are indicated with “_”</w:t>
-      </w:r>
-      <w:r>
-        <w:rPr>
-          <w:rFonts w:hint="eastAsia"/>
-        </w:rPr>
-        <w:t>.</w:t>
-      </w:r>
-      <w:r>
-        <w:t xml:space="preserve"> Pressing “M” button enters the shot detail page.</w:t>
-      </w:r>
-    </w:p>
-    <w:p>
-      <w:r>
-        <w:t>On the shot detail page, the "M" button cycles through the info of the highlighted data: readings, errors, and G/M/dip values. The "&lt;" and "&gt;" buttons move to the previous and next shot in memory, respectively, without changing info-page.</w:t>
-      </w:r>
-      <w:r>
-        <w:t xml:space="preserve"> </w:t>
-      </w:r>
-    </w:p>
-    <w:p>
-      <w:r>
+        <w:t>Scan mode</w:t>
+      </w:r>
+    </w:p>
+    <w:p>
+      <w:r>
+        <w:t xml:space="preserve">In measurement mode, press and hold the DIST+M key or the &gt; key for 2 seconds (choose one of the two methods; this can be set in the menu) to enter scan mode. Once in scan mode, the screen will display “SCAN MODE” along with the number of </w:t>
+      </w:r>
+      <w:r>
+        <w:t>shots</w:t>
+      </w:r>
+      <w:r>
+        <w:t xml:space="preserve"> already scanned. At this point, the laser will remain continuously on instead of turning off after a single </w:t>
+      </w:r>
+      <w:r>
+        <w:t>shot</w:t>
+      </w:r>
+      <w:r>
+        <w:t>, allowing the user to move the device and automatically complete continuous measurements. Wh</w:t>
+      </w:r>
+      <w:r>
+        <w:t>en recording a measurement shot</w:t>
+      </w:r>
+      <w:r>
+        <w:t xml:space="preserve">, the device needs to be held steady for a </w:t>
+      </w:r>
+      <w:r>
+        <w:t xml:space="preserve">quick </w:t>
+      </w:r>
+      <w:r>
+        <w:t xml:space="preserve">moment; it will automatically detect stability and </w:t>
+      </w:r>
+      <w:r>
+        <w:t>complete the shot. The scan</w:t>
+      </w:r>
+      <w:r>
+        <w:t xml:space="preserve"> speed can be set in the menu, with three options available: low, medium, and high. Higher speeds correspond to lower accuracy. Pressing the CLR key, reaching the scan time set in the menu, or completing 200 measurement points will exit scan mode and return to normal measurement mode.</w:t>
+      </w:r>
+    </w:p>
+    <w:p>
+      <w:pPr>
+        <w:rPr>
+          <w:b/>
+          <w:sz w:val="36"/>
+        </w:rPr>
+      </w:pPr>
+    </w:p>
+    <w:p>
+      <w:pPr>
+        <w:rPr>
+          <w:b/>
+          <w:sz w:val="36"/>
+        </w:rPr>
+      </w:pPr>
+      <w:r>
+        <w:rPr>
+          <w:noProof/>
+        </w:rPr>
         <w:lastRenderedPageBreak/>
         <w:pict>
-          <v:shape id="ole_rId12" o:spid="_x0000_i1025" style="width:131.5pt;height:129.5pt" coordsize="" o:spt="100" adj="0,,0" path="" stroked="f">
-            <v:stroke joinstyle="miter"/>
-            <v:imagedata r:id="rId15" o:title=""/>
-            <v:formulas/>
-            <v:path o:connecttype="segments"/>
+          <v:shape id="_x0000_s1062" type="#_x0000_t75" style="position:absolute;left:0;text-align:left;margin-left:275.3pt;margin-top:20pt;width:137.5pt;height:136.95pt;z-index:251673600;mso-position-horizontal-relative:text;mso-position-vertical-relative:text;mso-width-relative:page;mso-height-relative:page">
+            <v:imagedata r:id="rId16" o:title=""/>
+            <w10:wrap type="square"/>
           </v:shape>
         </w:pict>
       </w:r>
       <w:r>
+        <w:rPr>
+          <w:b/>
+          <w:sz w:val="36"/>
+        </w:rPr>
+        <w:t>Memory mode</w:t>
+      </w:r>
+    </w:p>
+    <w:p>
+      <w:r>
+        <w:t xml:space="preserve">Pressing the "&lt;" or the "&gt;" button the </w:t>
+      </w:r>
+      <w:proofErr w:type="spellStart"/>
+      <w:r>
+        <w:t>Cavway</w:t>
+      </w:r>
+      <w:proofErr w:type="spellEnd"/>
+      <w:r>
+        <w:t xml:space="preserve"> X1 enters the memory mode: data in memory are shown on the display. The most recent data on the top. It is possible to scroll up ("&lt;" button - more recent data) and down ("&gt;" button - older data) in the list.</w:t>
+      </w:r>
+    </w:p>
+    <w:p>
+      <w:r>
+        <w:t>The character 'E' on the left indicates a data</w:t>
+      </w:r>
+      <w:r>
+        <w:t xml:space="preserve"> with accuracy</w:t>
+      </w:r>
+      <w:r>
+        <w:t xml:space="preserve"> error. The character 'C' denotes a calibration data</w:t>
+      </w:r>
+      <w:r>
+        <w:t>. The character 'S</w:t>
+      </w:r>
+      <w:r>
+        <w:t xml:space="preserve">' denotes a </w:t>
+      </w:r>
+      <w:r>
+        <w:t>scan shot</w:t>
+      </w:r>
+      <w:r>
+        <w:t xml:space="preserve"> data</w:t>
+      </w:r>
+      <w:r>
+        <w:t xml:space="preserve">. The </w:t>
+      </w:r>
+      <w:r>
+        <w:t>line</w:t>
+      </w:r>
+      <w:r>
+        <w:t>s in bold indicate a leg. The data that have not been transferred have a '*' on the right.</w:t>
+      </w:r>
+      <w:r>
         <w:t xml:space="preserve"> </w:t>
       </w:r>
       <w:r>
+        <w:t>Data with special marks are indicated with “_”</w:t>
+      </w:r>
+      <w:r>
+        <w:rPr>
+          <w:rFonts w:hint="eastAsia"/>
+        </w:rPr>
+        <w:t>.</w:t>
+      </w:r>
+      <w:r>
+        <w:t xml:space="preserve"> Pressing “M” button enters the shot detail page.</w:t>
+      </w:r>
+    </w:p>
+    <w:p>
+      <w:r>
+        <w:t xml:space="preserve">On the shot detail page, the "M" button cycles through the info of the highlighted data: readings, errors, </w:t>
+      </w:r>
+      <w:r>
+        <w:rPr>
+          <w:rFonts w:hint="eastAsia"/>
+        </w:rPr>
+        <w:t>HV</w:t>
+      </w:r>
+      <w:r>
+        <w:t xml:space="preserve"> components, </w:t>
+      </w:r>
+      <w:r>
+        <w:t>and G/M/dip values. The "&lt;" and "&gt;" buttons move to the previous and next shot in memory, respectively, without changing info-page.</w:t>
+      </w:r>
+      <w:r>
+        <w:t xml:space="preserve"> </w:t>
+      </w:r>
+    </w:p>
+    <w:p>
+      <w:r>
         <w:pict>
-          <v:shape id="_x0000_i1026" type="#_x0000_t75" style="width:131pt;height:129.5pt">
-            <v:imagedata r:id="rId16" o:title=""/>
+          <v:shape id="_x0000_i1064" type="#_x0000_t75" style="width:131.25pt;height:129.6pt">
+            <v:imagedata r:id="rId17" o:title=""/>
           </v:shape>
         </w:pict>
       </w:r>
       <w:r>
+        <w:t xml:space="preserve"> </w:t>
+      </w:r>
+      <w:r>
+        <w:pict>
+          <v:shape id="_x0000_i1068" type="#_x0000_t75" style="width:131.25pt;height:129.6pt">
+            <v:imagedata r:id="rId18" o:title=""/>
+          </v:shape>
+        </w:pict>
+      </w:r>
+      <w:r>
         <w:t xml:space="preserve">  </w:t>
       </w:r>
       <w:r>
-        <w:rPr>
-          <w:noProof/>
-        </w:rPr>
-        <w:drawing>
-          <wp:inline distT="0" distB="0" distL="0" distR="0">
-            <wp:extent cx="1670050" cy="1644650"/>
-            <wp:effectExtent l="0" t="0" r="6350" b="0"/>
-            <wp:docPr id="8" name="图片 8"/>
-            <wp:cNvGraphicFramePr>
-              <a:graphicFrameLocks xmlns:a="http://schemas.openxmlformats.org/drawingml/2006/main"/>
-            </wp:cNvGraphicFramePr>
-            <a:graphic xmlns:a="http://schemas.openxmlformats.org/drawingml/2006/main">
-              <a:graphicData uri="http://schemas.openxmlformats.org/drawingml/2006/picture">
-                <pic:pic xmlns:pic="http://schemas.openxmlformats.org/drawingml/2006/picture">
-                  <pic:nvPicPr>
-                    <pic:cNvPr id="0" name="ole_rId16"/>
-                    <pic:cNvPicPr preferRelativeResize="0">
-                      <a:picLocks noChangeArrowheads="1"/>
-                    </pic:cNvPicPr>
-                  </pic:nvPicPr>
-                  <pic:blipFill>
-                    <a:blip r:embed="rId17">
-                      <a:extLst>
-                        <a:ext uri="{28A0092B-C50C-407E-A947-70E740481C1C}">
-                          <a14:useLocalDpi xmlns:a14="http://schemas.microsoft.com/office/drawing/2010/main" val="0"/>
-                        </a:ext>
-                      </a:extLst>
-                    </a:blip>
-                    <a:srcRect/>
-                    <a:stretch>
-                      <a:fillRect/>
-                    </a:stretch>
-                  </pic:blipFill>
-                  <pic:spPr bwMode="auto">
-                    <a:xfrm>
-                      <a:off x="0" y="0"/>
-                      <a:ext cx="1670050" cy="1644650"/>
-                    </a:xfrm>
-                    <a:prstGeom prst="rect">
-                      <a:avLst/>
-                    </a:prstGeom>
-                    <a:solidFill>
-                      <a:srgbClr val="FFFFFF"/>
-                    </a:solidFill>
-                    <a:ln>
-                      <a:noFill/>
-                    </a:ln>
-                  </pic:spPr>
-                </pic:pic>
-              </a:graphicData>
-            </a:graphic>
-          </wp:inline>
-        </w:drawing>
+        <w:pict>
+          <v:shape id="_x0000_i1071" type="#_x0000_t75" style="width:131.25pt;height:129.6pt">
+            <v:imagedata r:id="rId19" o:title=""/>
+          </v:shape>
+        </w:pict>
       </w:r>
       <w:r>
         <w:t xml:space="preserve">  </w:t>
+      </w:r>
+      <w:r>
+        <w:pict>
+          <v:shape id="_x0000_i1074" type="#_x0000_t75" style="width:131.25pt;height:129.6pt">
+            <v:imagedata r:id="rId20" o:title=""/>
+          </v:shape>
+        </w:pict>
       </w:r>
     </w:p>
     <w:p>
@@ -1045,7 +1203,7 @@
                     </pic:cNvPicPr>
                   </pic:nvPicPr>
                   <pic:blipFill>
-                    <a:blip r:embed="rId18">
+                    <a:blip r:embed="rId21">
                       <a:extLst>
                         <a:ext uri="{28A0092B-C50C-407E-A947-70E740481C1C}">
                           <a14:useLocalDpi xmlns:a14="http://schemas.microsoft.com/office/drawing/2010/main" val="0"/>
@@ -1170,7 +1328,7 @@
       </w:r>
       <w:proofErr w:type="spellEnd"/>
       <w:r>
-        <w:t xml:space="preserve">. Menu </w:t>
+        <w:t>. Menu</w:t>
       </w:r>
     </w:p>
     <w:p>
@@ -1181,7 +1339,11 @@
         </w:rPr>
       </w:pPr>
       <w:r>
-        <w:t>The "&lt;" and "&gt;" buttons move through the choices. You select a choice with the "M" button. A press of the "CLR" button returns to normal mode.</w:t>
+        <w:t xml:space="preserve">The "&lt;" and "&gt;" buttons move through the choices. You </w:t>
+      </w:r>
+      <w:r>
+        <w:lastRenderedPageBreak/>
+        <w:t>select a choice with the "M" button. A press of the "CLR" button returns to normal mode.</w:t>
       </w:r>
     </w:p>
     <w:p>
@@ -1225,8 +1387,8 @@
           <w:noProof/>
         </w:rPr>
         <w:pict>
-          <v:shape id="_x0000_s1061" type="#_x0000_t75" style="position:absolute;left:0;text-align:left;margin-left:275.95pt;margin-top:-.25pt;width:139.5pt;height:139pt;z-index:251670528;mso-position-horizontal-relative:text;mso-position-vertical-relative:text;mso-width-relative:page;mso-height-relative:page">
-            <v:imagedata r:id="rId19" o:title=""/>
+          <v:shape id="_x0000_s1061" type="#_x0000_t75" style="position:absolute;left:0;text-align:left;margin-left:275.35pt;margin-top:6.4pt;width:139.5pt;height:139pt;z-index:251670528;mso-position-horizontal-relative:text;mso-position-vertical-relative:text;mso-width-relative:page;mso-height-relative:page">
+            <v:imagedata r:id="rId22" o:title=""/>
             <w10:wrap type="square"/>
           </v:shape>
         </w:pict>
@@ -1271,16 +1433,51 @@
           <w:sz w:val="28"/>
         </w:rPr>
       </w:pPr>
-      <w:r>
+    </w:p>
+    <w:p>
+      <w:pPr>
         <w:rPr>
           <w:b/>
           <w:sz w:val="28"/>
         </w:rPr>
+      </w:pPr>
+    </w:p>
+    <w:p>
+      <w:pPr>
+        <w:rPr>
+          <w:b/>
+          <w:sz w:val="28"/>
+        </w:rPr>
+      </w:pPr>
+    </w:p>
+    <w:p>
+      <w:pPr>
+        <w:rPr>
+          <w:b/>
+          <w:sz w:val="28"/>
+        </w:rPr>
+      </w:pPr>
+      <w:r>
+        <w:rPr>
+          <w:b/>
+          <w:sz w:val="28"/>
+        </w:rPr>
         <w:t xml:space="preserve">Options </w:t>
       </w:r>
     </w:p>
     <w:p>
       <w:r>
+        <w:rPr>
+          <w:noProof/>
+        </w:rPr>
+        <w:pict>
+          <v:shape id="_x0000_s1086" type="#_x0000_t75" style="position:absolute;left:0;text-align:left;margin-left:276.5pt;margin-top:3.35pt;width:139.45pt;height:137.7pt;z-index:251685888;mso-position-horizontal-relative:text;mso-position-vertical-relative:text;mso-width-relative:page;mso-height-relative:page">
+            <v:imagedata r:id="rId23" o:title=""/>
+            <w10:wrap type="square"/>
+          </v:shape>
+        </w:pict>
+      </w:r>
+      <w:r>
         <w:t xml:space="preserve">The options are (bold values are the default) </w:t>
       </w:r>
     </w:p>
@@ -1314,22 +1511,583 @@
         </w:numPr>
       </w:pPr>
       <w:r>
+        <w:t xml:space="preserve">Shot Delay (from </w:t>
+      </w:r>
+      <w:r>
+        <w:rPr>
+          <w:b/>
+        </w:rPr>
+        <w:t>0</w:t>
+      </w:r>
+      <w:r>
+        <w:t xml:space="preserve"> to</w:t>
+      </w:r>
+      <w:r>
+        <w:t xml:space="preserve"> 9</w:t>
+      </w:r>
+      <w:r>
+        <w:t xml:space="preserve"> second)</w:t>
+      </w:r>
+    </w:p>
+    <w:p>
+      <w:pPr>
+        <w:pStyle w:val="ac"/>
+        <w:numPr>
+          <w:ilvl w:val="0"/>
+          <w:numId w:val="4"/>
+        </w:numPr>
+      </w:pPr>
+      <w:r>
+        <w:t xml:space="preserve">Backlight (0 to </w:t>
+      </w:r>
+      <w:r>
+        <w:rPr>
+          <w:b/>
+        </w:rPr>
+        <w:t>10</w:t>
+      </w:r>
+      <w:r>
+        <w:t xml:space="preserve">; 0 no backlight, 10 max brightness) </w:t>
+      </w:r>
+    </w:p>
+    <w:p>
+      <w:pPr>
+        <w:pStyle w:val="ac"/>
+        <w:numPr>
+          <w:ilvl w:val="0"/>
+          <w:numId w:val="4"/>
+        </w:numPr>
+      </w:pPr>
+      <w:r>
+        <w:t>Beep</w:t>
+      </w:r>
+      <w:r>
+        <w:t xml:space="preserve"> (</w:t>
+      </w:r>
+      <w:r>
+        <w:rPr>
+          <w:b/>
+        </w:rPr>
+        <w:t>ON</w:t>
+      </w:r>
+      <w:r>
+        <w:t xml:space="preserve"> or OFF)</w:t>
+      </w:r>
+    </w:p>
+    <w:p>
+      <w:pPr>
+        <w:pStyle w:val="ac"/>
+        <w:numPr>
+          <w:ilvl w:val="0"/>
+          <w:numId w:val="4"/>
+        </w:numPr>
+      </w:pPr>
+      <w:r>
+        <w:t>Idle time-off (</w:t>
+      </w:r>
+      <w:r>
+        <w:rPr>
+          <w:b/>
+        </w:rPr>
+        <w:t>60</w:t>
+      </w:r>
+      <w:r>
+        <w:t>, 120, 180, 240, 300 seconds)</w:t>
+      </w:r>
+    </w:p>
+    <w:p>
+      <w:r>
+        <w:t>The "&lt;" and "&gt;" buttons move through the options. The value of each setting is adjusted with the "M" button, cycling through the available values. The "CLR" button goes back to the main menu.</w:t>
+      </w:r>
+    </w:p>
+    <w:p>
+      <w:r>
+        <w:t>The possible values for the reference are</w:t>
+      </w:r>
+    </w:p>
+    <w:p>
+      <w:pPr>
+        <w:pStyle w:val="ac"/>
+        <w:numPr>
+          <w:ilvl w:val="0"/>
+          <w:numId w:val="5"/>
+        </w:numPr>
+      </w:pPr>
+      <w:r>
+        <w:t>Rear: the distance is measured from the rear end of the instrument</w:t>
+      </w:r>
+    </w:p>
+    <w:p>
+      <w:pPr>
+        <w:pStyle w:val="ac"/>
+        <w:numPr>
+          <w:ilvl w:val="0"/>
+          <w:numId w:val="5"/>
+        </w:numPr>
+      </w:pPr>
+      <w:r>
+        <w:t>Tail: the distance is measured from the tail on the rear of the instrument.</w:t>
+      </w:r>
+    </w:p>
+    <w:p>
+      <w:pPr>
+        <w:pStyle w:val="ac"/>
+        <w:numPr>
+          <w:ilvl w:val="0"/>
+          <w:numId w:val="5"/>
+        </w:numPr>
+      </w:pPr>
+      <w:r>
+        <w:t>Front: the distance is measured from the front end of the instrument</w:t>
+      </w:r>
+    </w:p>
+    <w:p>
+      <w:pPr>
+        <w:pStyle w:val="ac"/>
+        <w:numPr>
+          <w:ilvl w:val="0"/>
+          <w:numId w:val="5"/>
+        </w:numPr>
+      </w:pPr>
+      <w:r>
+        <w:t xml:space="preserve">Tripod: the distance is measured from the point of attach of a tripod. The laser axis is </w:t>
+      </w:r>
+      <w:r>
+        <w:t>18.6</w:t>
+      </w:r>
+      <w:r>
+        <w:t xml:space="preserve"> mm above the center of the tripod screw hole.</w:t>
+      </w:r>
+    </w:p>
+    <w:p>
+      <w:pPr>
+        <w:pStyle w:val="ac"/>
+        <w:numPr>
+          <w:ilvl w:val="0"/>
+          <w:numId w:val="5"/>
+        </w:numPr>
+      </w:pPr>
+      <w:r>
+        <w:t>Custom: this choice is for a custom tail. The laser reading is taken from the rear end of the instrument, but the distance has an additional value specified (in mm). For instance, is the custom value is 20 mm and the reading is 1 m the distance is 1.02 m.</w:t>
+      </w:r>
+    </w:p>
+    <w:p>
+      <w:r>
+        <w:t>The backlight of the display changes accordingly to the setting while it is adjusted. The value '0' is a completely dark screen.</w:t>
+      </w:r>
+    </w:p>
+    <w:p>
+      <w:pPr>
+        <w:rPr>
+          <w:b/>
+          <w:sz w:val="28"/>
+        </w:rPr>
+      </w:pPr>
+      <w:r>
+        <w:rPr>
+          <w:b/>
+          <w:sz w:val="28"/>
+        </w:rPr>
+        <w:t>Information</w:t>
+      </w:r>
+    </w:p>
+    <w:p>
+      <w:pPr>
+        <w:rPr>
+          <w:b/>
+          <w:sz w:val="28"/>
+        </w:rPr>
+      </w:pPr>
+      <w:r>
+        <w:t xml:space="preserve">The information </w:t>
+      </w:r>
+      <w:r>
+        <w:t>has two pages. The first page</w:t>
+      </w:r>
+      <w:r>
+        <w:t xml:space="preserve"> displays the hardware version, the firmware version, </w:t>
+      </w:r>
+      <w:r>
+        <w:t xml:space="preserve">Bluetooth module firmware version, </w:t>
+      </w:r>
+      <w:r>
+        <w:t>the serial number,</w:t>
+      </w:r>
+      <w:r>
         <w:rPr>
           <w:noProof/>
         </w:rPr>
+        <w:t xml:space="preserve"> </w:t>
+      </w:r>
+      <w:r>
+        <w:t xml:space="preserve">and the battery charge. </w:t>
+      </w:r>
+      <w:proofErr w:type="spellStart"/>
+      <w:r>
+        <w:t>Cavway</w:t>
+      </w:r>
+      <w:proofErr w:type="spellEnd"/>
+      <w:r>
+        <w:t xml:space="preserve"> X1 adopt a 1800mAh non-magnetic battery, which is three times that of the DistoX2.</w:t>
+      </w:r>
+      <w:r>
+        <w:rPr>
+          <w:rFonts w:hint="eastAsia"/>
+        </w:rPr>
+        <w:t xml:space="preserve"> </w:t>
+      </w:r>
+      <w:r>
+        <w:lastRenderedPageBreak/>
+        <w:t xml:space="preserve">The </w:t>
+      </w:r>
+      <w:r>
+        <w:t xml:space="preserve">second page displays the </w:t>
+      </w:r>
+      <w:r>
+        <w:t xml:space="preserve">calibration information such as calibration time, average error, error’s </w:t>
+      </w:r>
+      <w:proofErr w:type="spellStart"/>
+      <w:r>
+        <w:t>stddev</w:t>
+      </w:r>
+      <w:proofErr w:type="spellEnd"/>
+      <w:r>
+        <w:t xml:space="preserve">, max error and calibration place’s dip angle. </w:t>
+      </w:r>
+      <w:r>
+        <w:t>If the device has not been calibrated, "NO CALI INFORMATION" will be displayed.</w:t>
+      </w:r>
+    </w:p>
+    <w:p>
+      <w:pPr>
+        <w:ind w:firstLineChars="200" w:firstLine="420"/>
+        <w:rPr>
+          <w:rFonts w:hint="eastAsia"/>
+          <w:b/>
+          <w:sz w:val="28"/>
+        </w:rPr>
+      </w:pPr>
+      <w:r>
+        <w:pict>
+          <v:shape id="_x0000_i1110" type="#_x0000_t75" style="width:131.25pt;height:129.6pt">
+            <v:imagedata r:id="rId24" o:title=""/>
+          </v:shape>
+        </w:pict>
+      </w:r>
+      <w:r>
+        <w:t xml:space="preserve">  </w:t>
+      </w:r>
+      <w:r>
+        <w:t xml:space="preserve">  </w:t>
+      </w:r>
+      <w:r>
+        <w:t xml:space="preserve">  </w:t>
+      </w:r>
+      <w:bookmarkStart w:id="0" w:name="_GoBack"/>
+      <w:r>
+        <w:pict>
+          <v:shape id="_x0000_i1109" type="#_x0000_t75" style="width:131.25pt;height:130.15pt;mso-position-horizontal-relative:text;mso-position-vertical-relative:text;mso-width-relative:page;mso-height-relative:page">
+            <v:imagedata r:id="rId25" o:title=""/>
+          </v:shape>
+        </w:pict>
+      </w:r>
+      <w:bookmarkEnd w:id="0"/>
+    </w:p>
+    <w:p>
+      <w:pPr>
+        <w:rPr>
+          <w:b/>
+          <w:sz w:val="28"/>
+        </w:rPr>
+      </w:pPr>
+      <w:r>
+        <w:rPr>
+          <w:noProof/>
+        </w:rPr>
+        <w:pict>
+          <v:shape id="_x0000_s1087" type="#_x0000_t75" style="position:absolute;left:0;text-align:left;margin-left:276pt;margin-top:13.45pt;width:137.35pt;height:135.7pt;z-index:251687936;mso-position-horizontal-relative:text;mso-position-vertical-relative:text;mso-width-relative:page;mso-height-relative:page">
+            <v:imagedata r:id="rId26" o:title=""/>
+            <w10:wrap type="square"/>
+          </v:shape>
+        </w:pict>
+      </w:r>
+      <w:r>
+        <w:rPr>
+          <w:b/>
+          <w:sz w:val="28"/>
+        </w:rPr>
+        <w:t xml:space="preserve"> </w:t>
+      </w:r>
+      <w:r>
+        <w:rPr>
+          <w:b/>
+          <w:sz w:val="28"/>
+        </w:rPr>
+        <w:t>Advanced Menu</w:t>
+      </w:r>
+      <w:r>
+        <w:t xml:space="preserve"> </w:t>
+      </w:r>
+    </w:p>
+    <w:p>
+      <w:r>
+        <w:t>The advanced menu has</w:t>
+      </w:r>
+    </w:p>
+    <w:p>
+      <w:pPr>
+        <w:pStyle w:val="ac"/>
+        <w:numPr>
+          <w:ilvl w:val="0"/>
+          <w:numId w:val="6"/>
+        </w:numPr>
+      </w:pPr>
+      <w:r>
+        <w:t>Shot options</w:t>
+      </w:r>
+    </w:p>
+    <w:p>
+      <w:pPr>
+        <w:pStyle w:val="ac"/>
+        <w:numPr>
+          <w:ilvl w:val="0"/>
+          <w:numId w:val="6"/>
+        </w:numPr>
+      </w:pPr>
+      <w:r>
+        <w:t>Scan options</w:t>
+      </w:r>
+    </w:p>
+    <w:p>
+      <w:pPr>
+        <w:pStyle w:val="ac"/>
+        <w:numPr>
+          <w:ilvl w:val="0"/>
+          <w:numId w:val="6"/>
+        </w:numPr>
+      </w:pPr>
+      <w:r>
+        <w:t>Calibration options</w:t>
+      </w:r>
+    </w:p>
+    <w:p>
+      <w:pPr>
+        <w:pStyle w:val="ac"/>
+        <w:numPr>
+          <w:ilvl w:val="0"/>
+          <w:numId w:val="6"/>
+        </w:numPr>
+      </w:pPr>
+      <w:r>
+        <w:t>Time</w:t>
+      </w:r>
+    </w:p>
+    <w:p>
+      <w:pPr>
+        <w:pStyle w:val="ac"/>
+        <w:numPr>
+          <w:ilvl w:val="0"/>
+          <w:numId w:val="6"/>
+        </w:numPr>
+      </w:pPr>
+      <w:r>
+        <w:t>Units</w:t>
+      </w:r>
+    </w:p>
+    <w:p>
+      <w:pPr>
+        <w:pStyle w:val="ac"/>
+        <w:numPr>
+          <w:ilvl w:val="0"/>
+          <w:numId w:val="6"/>
+        </w:numPr>
+      </w:pPr>
+      <w:r>
+        <w:t>BLE options</w:t>
+      </w:r>
+    </w:p>
+    <w:p>
+      <w:pPr>
+        <w:pStyle w:val="ac"/>
+        <w:numPr>
+          <w:ilvl w:val="0"/>
+          <w:numId w:val="6"/>
+        </w:numPr>
+        <w:rPr>
+          <w:rFonts w:hint="eastAsia"/>
+        </w:rPr>
+      </w:pPr>
+      <w:r>
+        <w:t>Factory reset</w:t>
+      </w:r>
+    </w:p>
+    <w:p>
+      <w:r>
+        <w:pict>
+          <v:shape id="ole_rId28" o:spid="_x0000_s1037" style="position:absolute;left:0;text-align:left;margin-left:276pt;margin-top:17.85pt;width:137.75pt;height:136.3pt;z-index:251662336;mso-position-horizontal-relative:text;mso-position-vertical-relative:text" coordsize="" o:spt="100" adj="0,,0" path="">
+            <v:stroke joinstyle="round"/>
+            <v:imagedata r:id="rId27" o:title=""/>
+            <v:formulas/>
+            <v:path o:connecttype="segments"/>
+            <w10:wrap type="square"/>
+          </v:shape>
+        </w:pict>
+      </w:r>
+      <w:r>
+        <w:rPr>
+          <w:b/>
+          <w:sz w:val="28"/>
+        </w:rPr>
+        <w:t>Shot options</w:t>
+      </w:r>
+      <w:r>
+        <w:t xml:space="preserve"> </w:t>
+      </w:r>
+    </w:p>
+    <w:p>
+      <w:r>
+        <w:t>The shot accuracy options are (bold values are the default):</w:t>
+      </w:r>
+    </w:p>
+    <w:p>
+      <w:pPr>
+        <w:pStyle w:val="ac"/>
+        <w:numPr>
+          <w:ilvl w:val="0"/>
+          <w:numId w:val="7"/>
+        </w:numPr>
+      </w:pPr>
+      <w:r>
+        <w:t>Error detection (</w:t>
+      </w:r>
+      <w:r>
+        <w:rPr>
+          <w:b/>
+        </w:rPr>
+        <w:t>ON</w:t>
+      </w:r>
+      <w:r>
+        <w:t xml:space="preserve"> or OFF)</w:t>
+      </w:r>
+    </w:p>
+    <w:p>
+      <w:pPr>
+        <w:pStyle w:val="ac"/>
+        <w:numPr>
+          <w:ilvl w:val="0"/>
+          <w:numId w:val="7"/>
+        </w:numPr>
+      </w:pPr>
+      <w:r>
+        <w:t xml:space="preserve">Angle difference (0.2, 0.3, </w:t>
+      </w:r>
+      <w:r>
+        <w:rPr>
+          <w:b/>
+        </w:rPr>
+        <w:t>0.4</w:t>
+      </w:r>
+      <w:r>
+        <w:t xml:space="preserve">, 0.5, 0.6, 1.0 degrees) </w:t>
+      </w:r>
+    </w:p>
+    <w:p>
+      <w:pPr>
+        <w:pStyle w:val="ac"/>
+        <w:numPr>
+          <w:ilvl w:val="0"/>
+          <w:numId w:val="7"/>
+        </w:numPr>
+      </w:pPr>
+      <w:proofErr w:type="spellStart"/>
+      <w:r>
+        <w:t>absG</w:t>
+      </w:r>
+      <w:proofErr w:type="spellEnd"/>
+      <w:r>
+        <w:t xml:space="preserve"> and </w:t>
+      </w:r>
+      <w:proofErr w:type="spellStart"/>
+      <w:r>
+        <w:t>absM</w:t>
+      </w:r>
+      <w:proofErr w:type="spellEnd"/>
+      <w:r>
+        <w:t xml:space="preserve"> error limit (0.5, 0.8, </w:t>
+      </w:r>
+      <w:r>
+        <w:rPr>
+          <w:b/>
+        </w:rPr>
+        <w:t>1.0</w:t>
+      </w:r>
+      <w:r>
+        <w:t xml:space="preserve">, 1.5, 2.0, 3.0 percent) </w:t>
+      </w:r>
+    </w:p>
+    <w:p>
+      <w:pPr>
+        <w:pStyle w:val="ac"/>
+        <w:numPr>
+          <w:ilvl w:val="0"/>
+          <w:numId w:val="7"/>
+        </w:numPr>
+      </w:pPr>
+      <w:r>
+        <w:t xml:space="preserve">Dip error limit (0.5, 0.8, </w:t>
+      </w:r>
+      <w:r>
+        <w:rPr>
+          <w:b/>
+        </w:rPr>
+        <w:t>1.0</w:t>
+      </w:r>
+      <w:r>
+        <w:t xml:space="preserve">, 1.5, 2.0, 3.0 degrees) </w:t>
+      </w:r>
+    </w:p>
+    <w:p>
+      <w:pPr>
+        <w:pStyle w:val="ac"/>
+        <w:numPr>
+          <w:ilvl w:val="0"/>
+          <w:numId w:val="7"/>
+        </w:numPr>
+      </w:pPr>
+      <w:r>
+        <w:t xml:space="preserve">Reset to default values </w:t>
+      </w:r>
+    </w:p>
+    <w:p>
+      <w:pPr>
+        <w:pStyle w:val="ac"/>
+        <w:numPr>
+          <w:ilvl w:val="0"/>
+          <w:numId w:val="7"/>
+        </w:numPr>
+      </w:pPr>
+      <w:r>
+        <w:t>Reset the statistics</w:t>
+      </w:r>
+    </w:p>
+    <w:p>
+      <w:r>
+        <w:rPr>
+          <w:noProof/>
+        </w:rPr>
         <w:drawing>
-          <wp:anchor distT="0" distB="0" distL="114300" distR="114300" simplePos="0" relativeHeight="251671552" behindDoc="0" locked="0" layoutInCell="1" allowOverlap="1" wp14:anchorId="66EE4666" wp14:editId="5E0FA26D">
+          <wp:anchor distT="0" distB="0" distL="114300" distR="114300" simplePos="0" relativeHeight="251688960" behindDoc="0" locked="0" layoutInCell="1" allowOverlap="1" wp14:anchorId="511DEF97" wp14:editId="047D5E7B">
             <wp:simplePos x="0" y="0"/>
             <wp:positionH relativeFrom="margin">
-              <wp:posOffset>3517900</wp:posOffset>
+              <wp:posOffset>3521710</wp:posOffset>
             </wp:positionH>
             <wp:positionV relativeFrom="paragraph">
-              <wp:posOffset>144780</wp:posOffset>
+              <wp:posOffset>756334</wp:posOffset>
             </wp:positionV>
-            <wp:extent cx="1790065" cy="1769745"/>
-            <wp:effectExtent l="0" t="0" r="635" b="1905"/>
+            <wp:extent cx="1746250" cy="1738630"/>
+            <wp:effectExtent l="0" t="0" r="6350" b="0"/>
             <wp:wrapSquare wrapText="bothSides"/>
-            <wp:docPr id="2" name="图片 2"/>
+            <wp:docPr id="12" name="图片 12"/>
             <wp:cNvGraphicFramePr>
               <a:graphicFrameLocks xmlns:a="http://schemas.openxmlformats.org/drawingml/2006/main" noChangeAspect="1"/>
             </wp:cNvGraphicFramePr>
@@ -1337,13 +2095,13 @@
               <a:graphicData uri="http://schemas.openxmlformats.org/drawingml/2006/picture">
                 <pic:pic xmlns:pic="http://schemas.openxmlformats.org/drawingml/2006/picture">
                   <pic:nvPicPr>
-                    <pic:cNvPr id="0" name="Picture 103"/>
+                    <pic:cNvPr id="0" name="Picture 66"/>
                     <pic:cNvPicPr>
                       <a:picLocks noChangeAspect="1" noChangeArrowheads="1"/>
                     </pic:cNvPicPr>
                   </pic:nvPicPr>
                   <pic:blipFill>
-                    <a:blip r:embed="rId20">
+                    <a:blip r:embed="rId28">
                       <a:extLst>
                         <a:ext uri="{28A0092B-C50C-407E-A947-70E740481C1C}">
                           <a14:useLocalDpi xmlns:a14="http://schemas.microsoft.com/office/drawing/2010/main" val="0"/>
@@ -1358,7 +2116,7 @@
                   <pic:spPr bwMode="auto">
                     <a:xfrm>
                       <a:off x="0" y="0"/>
-                      <a:ext cx="1790065" cy="1769745"/>
+                      <a:ext cx="1746250" cy="1738630"/>
                     </a:xfrm>
                     <a:prstGeom prst="rect">
                       <a:avLst/>
@@ -1381,55 +2139,79 @@
         </w:drawing>
       </w:r>
       <w:r>
-        <w:t xml:space="preserve">Shot Delay (from </w:t>
-      </w:r>
-      <w:r>
-        <w:rPr>
-          <w:b/>
-        </w:rPr>
-        <w:t>0</w:t>
-      </w:r>
-      <w:r>
-        <w:t xml:space="preserve"> to</w:t>
-      </w:r>
-      <w:r>
-        <w:t xml:space="preserve"> 9</w:t>
-      </w:r>
-      <w:r>
-        <w:t xml:space="preserve"> second)</w:t>
-      </w:r>
-    </w:p>
-    <w:p>
-      <w:pPr>
-        <w:pStyle w:val="ac"/>
-        <w:numPr>
-          <w:ilvl w:val="0"/>
-          <w:numId w:val="4"/>
-        </w:numPr>
-      </w:pPr>
-      <w:r>
-        <w:t xml:space="preserve">Backlight (0 to </w:t>
-      </w:r>
-      <w:r>
-        <w:rPr>
-          <w:b/>
-        </w:rPr>
-        <w:t>10</w:t>
-      </w:r>
-      <w:r>
-        <w:t xml:space="preserve">; 0 no backlight, 10 max brightness) </w:t>
-      </w:r>
-    </w:p>
-    <w:p>
-      <w:pPr>
-        <w:pStyle w:val="ac"/>
-        <w:numPr>
-          <w:ilvl w:val="0"/>
-          <w:numId w:val="4"/>
-        </w:numPr>
-      </w:pPr>
-      <w:r>
-        <w:t>Beep</w:t>
+        <w:t xml:space="preserve">The angle difference is the difference between the device directions measured by the two pairs of G-M sensors. </w:t>
+      </w:r>
+      <w:r>
+        <w:t>The absolute</w:t>
+      </w:r>
+      <w:r>
+        <w:t xml:space="preserve"> (ABS)</w:t>
+      </w:r>
+      <w:r>
+        <w:t xml:space="preserve"> error </w:t>
+      </w:r>
+      <w:r>
+        <w:t>limit</w:t>
+      </w:r>
+      <w:r>
+        <w:t xml:space="preserve"> refers to the maximum deviation between the magnetic field intensity and gravitational acceleration magnitude obtained by two sets of </w:t>
+      </w:r>
+      <w:r>
+        <w:t xml:space="preserve">G-M </w:t>
+      </w:r>
+      <w:r>
+        <w:t>sensors</w:t>
+      </w:r>
+      <w:r>
+        <w:t xml:space="preserve"> relative to their mean values</w:t>
+      </w:r>
+      <w:r>
+        <w:t>. The dip limit is the difference between the G-M angles measured by the two pairs of GM sensors.</w:t>
+      </w:r>
+    </w:p>
+    <w:p>
+      <w:pPr>
+        <w:rPr>
+          <w:b/>
+          <w:sz w:val="28"/>
+        </w:rPr>
+      </w:pPr>
+      <w:r>
+        <w:rPr>
+          <w:b/>
+          <w:sz w:val="28"/>
+        </w:rPr>
+        <w:t>Scan</w:t>
+      </w:r>
+      <w:r>
+        <w:rPr>
+          <w:b/>
+          <w:sz w:val="28"/>
+        </w:rPr>
+        <w:t xml:space="preserve"> options</w:t>
+      </w:r>
+    </w:p>
+    <w:p>
+      <w:r>
+        <w:t>The scan</w:t>
+      </w:r>
+      <w:r>
+        <w:t xml:space="preserve"> options are (bold values are the default):</w:t>
+      </w:r>
+      <w:r>
+        <w:t xml:space="preserve"> </w:t>
+      </w:r>
+    </w:p>
+    <w:p>
+      <w:pPr>
+        <w:pStyle w:val="ac"/>
+        <w:numPr>
+          <w:ilvl w:val="0"/>
+          <w:numId w:val="7"/>
+        </w:numPr>
+      </w:pPr>
+      <w:r>
+        <w:t>Enable</w:t>
       </w:r>
       <w:r>
         <w:t xml:space="preserve"> (</w:t>
@@ -1449,105 +2231,106 @@
         <w:pStyle w:val="ac"/>
         <w:numPr>
           <w:ilvl w:val="0"/>
-          <w:numId w:val="4"/>
-        </w:numPr>
-      </w:pPr>
-      <w:r>
-        <w:t>Idle time-off (</w:t>
-      </w:r>
-      <w:r>
-        <w:rPr>
-          <w:b/>
-        </w:rPr>
-        <w:t>60</w:t>
-      </w:r>
-      <w:r>
-        <w:t>, 120, 180, 240, 300 seconds)</w:t>
-      </w:r>
-    </w:p>
-    <w:p>
-      <w:r>
-        <w:t>The "&lt;" and "&gt;" buttons move through the options. The value of each setting is adjusted with the "M" button, cycling through the available values. The "CLR" button goes back to the main menu.</w:t>
-      </w:r>
-    </w:p>
-    <w:p>
-      <w:r>
-        <w:t>The possible values for the reference are</w:t>
-      </w:r>
-    </w:p>
-    <w:p>
-      <w:pPr>
-        <w:pStyle w:val="ac"/>
-        <w:numPr>
-          <w:ilvl w:val="0"/>
-          <w:numId w:val="5"/>
-        </w:numPr>
-      </w:pPr>
-      <w:r>
-        <w:t xml:space="preserve">Rear: the distance is measured from the rear end of the </w:t>
-      </w:r>
+          <w:numId w:val="7"/>
+        </w:numPr>
+      </w:pPr>
+      <w:r>
+        <w:t>Speed</w:t>
+      </w:r>
+      <w:r>
+        <w:t xml:space="preserve"> (</w:t>
+      </w:r>
+      <w:r>
+        <w:t xml:space="preserve">Low, </w:t>
+      </w:r>
+      <w:r>
+        <w:rPr>
+          <w:b/>
+        </w:rPr>
+        <w:t>Medium</w:t>
+      </w:r>
+      <w:r>
+        <w:t>, High</w:t>
+      </w:r>
+      <w:r>
+        <w:t xml:space="preserve">) </w:t>
+      </w:r>
+    </w:p>
+    <w:p>
+      <w:pPr>
+        <w:pStyle w:val="ac"/>
+        <w:numPr>
+          <w:ilvl w:val="0"/>
+          <w:numId w:val="7"/>
+        </w:numPr>
+      </w:pPr>
+      <w:r>
+        <w:t>Trigger</w:t>
+      </w:r>
+      <w:r>
+        <w:t xml:space="preserve"> (</w:t>
+      </w:r>
+      <w:r>
+        <w:rPr>
+          <w:b/>
+        </w:rPr>
+        <w:t>DIST+M</w:t>
+      </w:r>
+      <w:r>
+        <w:t>, &gt;</w:t>
+      </w:r>
+      <w:r>
+        <w:t xml:space="preserve">) </w:t>
+      </w:r>
+    </w:p>
+    <w:p>
+      <w:pPr>
+        <w:pStyle w:val="ac"/>
+        <w:numPr>
+          <w:ilvl w:val="0"/>
+          <w:numId w:val="7"/>
+        </w:numPr>
+      </w:pPr>
       <w:r>
         <w:lastRenderedPageBreak/>
-        <w:t>instrument</w:t>
-      </w:r>
-    </w:p>
-    <w:p>
-      <w:pPr>
-        <w:pStyle w:val="ac"/>
-        <w:numPr>
-          <w:ilvl w:val="0"/>
-          <w:numId w:val="5"/>
-        </w:numPr>
-      </w:pPr>
-      <w:r>
-        <w:t>Tail: the distance is measured from the tail on the rear of the instrument.</w:t>
-      </w:r>
-    </w:p>
-    <w:p>
-      <w:pPr>
-        <w:pStyle w:val="ac"/>
-        <w:numPr>
-          <w:ilvl w:val="0"/>
-          <w:numId w:val="5"/>
-        </w:numPr>
-      </w:pPr>
-      <w:r>
-        <w:t>Front: the distance is measured from the front end of the instrument</w:t>
-      </w:r>
-    </w:p>
-    <w:p>
-      <w:pPr>
-        <w:pStyle w:val="ac"/>
-        <w:numPr>
-          <w:ilvl w:val="0"/>
-          <w:numId w:val="5"/>
-        </w:numPr>
-      </w:pPr>
-      <w:r>
-        <w:t xml:space="preserve">Tripod: the distance is measured from the point of attach of a tripod. The laser axis is </w:t>
-      </w:r>
-      <w:r>
-        <w:t>18.6</w:t>
-      </w:r>
-      <w:r>
-        <w:t xml:space="preserve"> mm above the center of the tripod screw hole.</w:t>
-      </w:r>
-    </w:p>
-    <w:p>
-      <w:pPr>
-        <w:pStyle w:val="ac"/>
-        <w:numPr>
-          <w:ilvl w:val="0"/>
-          <w:numId w:val="5"/>
-        </w:numPr>
-      </w:pPr>
-      <w:r>
-        <w:t>Custom: this choice is for a custom tail. The laser reading is taken from the rear end of the instrument, but the distance has an additional value specified (in mm). For instance, is the custom value is 20 mm and the reading is 1 m the distance is 1.02 m.</w:t>
-      </w:r>
-    </w:p>
-    <w:p>
-      <w:r>
-        <w:t>The backlight of the display changes accordingly to the setting while it is adjusted. The value '0' is a completely dark screen.</w:t>
+        <w:t xml:space="preserve">Scan (1, </w:t>
+      </w:r>
+      <w:r>
+        <w:rPr>
+          <w:b/>
+        </w:rPr>
+        <w:t>2</w:t>
+      </w:r>
+      <w:r>
+        <w:t>, 5, 10 Min)</w:t>
+      </w:r>
+    </w:p>
+    <w:p>
+      <w:pPr>
+        <w:rPr>
+          <w:rFonts w:hint="eastAsia"/>
+        </w:rPr>
+      </w:pPr>
+      <w:r>
+        <w:t xml:space="preserve">The speed option determines the scanning speed and scanning accuracy. When set to high, the device records </w:t>
+      </w:r>
+      <w:r>
+        <w:t>shots</w:t>
+      </w:r>
+      <w:r>
+        <w:t xml:space="preserve"> quickly, but the accuracy is poor. When set to low, the device needs to remain steady for a short while for</w:t>
+      </w:r>
+      <w:r>
+        <w:t xml:space="preserve"> each</w:t>
+      </w:r>
+      <w:r>
+        <w:t xml:space="preserve"> </w:t>
+      </w:r>
+      <w:r>
+        <w:t>shot</w:t>
+      </w:r>
+      <w:r>
+        <w:t xml:space="preserve"> scanned. The trigger method is the key operation used to enter scan mode; currently, two key operation methods are provided. The scan option sets the maximum duration for each scan.</w:t>
       </w:r>
     </w:p>
     <w:p>
@@ -1559,9 +2342,9 @@
       </w:pPr>
       <w:r>
         <w:pict>
-          <v:shape id="ole_rId24" o:spid="_x0000_s1039" style="position:absolute;left:0;text-align:left;margin-left:276.05pt;margin-top:9.4pt;width:141.75pt;height:136.05pt;z-index:251660288;mso-position-horizontal-relative:text;mso-position-vertical-relative:text" coordsize="" o:spt="100" adj="0,,0" path="">
+          <v:shape id="ole_rId30" o:spid="_x0000_s1036" style="position:absolute;left:0;text-align:left;margin-left:277.5pt;margin-top:7.45pt;width:137.75pt;height:136.3pt;z-index:251663360;mso-position-horizontal-relative:text;mso-position-vertical-relative:text" coordsize="" o:spt="100" adj="0,,0" path="">
             <v:stroke joinstyle="round"/>
-            <v:imagedata r:id="rId21" o:title=""/>
+            <v:imagedata r:id="rId29" o:title=""/>
             <v:formulas/>
             <v:path o:connecttype="segments"/>
             <w10:wrap type="square"/>
@@ -1573,20 +2356,7 @@
           <w:b/>
           <w:sz w:val="28"/>
         </w:rPr>
-        <w:t>Information</w:t>
-      </w:r>
-    </w:p>
-    <w:p>
-      <w:r>
-        <w:t xml:space="preserve">The information menu displays the hardware version, the firmware version, the serial number, and the battery charge. </w:t>
-      </w:r>
-      <w:proofErr w:type="spellStart"/>
-      <w:r>
-        <w:t>Cavway</w:t>
-      </w:r>
-      <w:proofErr w:type="spellEnd"/>
-      <w:r>
-        <w:t xml:space="preserve"> X1 adopt a 1800mAh non-magnetic battery, which is three times that of the DistoX2.</w:t>
+        <w:t>Calibration options</w:t>
       </w:r>
     </w:p>
     <w:p>
@@ -1596,21 +2366,63 @@
           <w:sz w:val="28"/>
         </w:rPr>
       </w:pPr>
-    </w:p>
-    <w:p>
-      <w:pPr>
-        <w:rPr>
-          <w:b/>
-          <w:sz w:val="28"/>
-        </w:rPr>
-      </w:pPr>
-    </w:p>
-    <w:p>
+      <w:r>
+        <w:t xml:space="preserve">The calibration options are (bold values are the default) </w:t>
+      </w:r>
+    </w:p>
+    <w:p>
+      <w:pPr>
+        <w:pStyle w:val="ac"/>
+        <w:numPr>
+          <w:ilvl w:val="0"/>
+          <w:numId w:val="8"/>
+        </w:numPr>
+      </w:pPr>
+      <w:r>
+        <w:t>Error detection (</w:t>
+      </w:r>
+      <w:r>
+        <w:rPr>
+          <w:b/>
+        </w:rPr>
+        <w:t>ON</w:t>
+      </w:r>
+      <w:r>
+        <w:t xml:space="preserve"> or OFF) </w:t>
+      </w:r>
+    </w:p>
+    <w:p>
+      <w:pPr>
+        <w:pStyle w:val="ac"/>
+        <w:numPr>
+          <w:ilvl w:val="0"/>
+          <w:numId w:val="8"/>
+        </w:numPr>
+      </w:pPr>
+      <w:r>
+        <w:t xml:space="preserve">Group limit angle (1, </w:t>
+      </w:r>
+      <w:r>
+        <w:rPr>
+          <w:b/>
+        </w:rPr>
+        <w:t>3</w:t>
+      </w:r>
+      <w:r>
+        <w:t xml:space="preserve">, 4, 5, 6, 8, 10 percent) </w:t>
+      </w:r>
+    </w:p>
+    <w:p>
+      <w:pPr>
+        <w:rPr>
+          <w:rFonts w:hint="eastAsia"/>
+        </w:rPr>
+      </w:pPr>
       <w:r>
         <w:pict>
-          <v:shape id="ole_rId26" o:spid="_x0000_s1038" style="position:absolute;left:0;text-align:left;margin-left:275.5pt;margin-top:2.7pt;width:137.5pt;height:136.2pt;z-index:251661312;mso-position-horizontal-relative:text;mso-position-vertical-relative:text" coordsize="" o:spt="100" adj="0,,0" path="">
+          <v:shape id="ole_rId32" o:spid="_x0000_s1035" style="position:absolute;left:0;text-align:left;margin-left:278pt;margin-top:99.7pt;width:137.75pt;height:136.3pt;z-index:251664384;mso-position-horizontal-relative:text;mso-position-vertical-relative:text" coordsize="" o:spt="100" adj="0,,0" path="">
             <v:stroke joinstyle="round"/>
-            <v:imagedata r:id="rId22" o:title=""/>
+            <v:imagedata r:id="rId30" o:title=""/>
             <v:formulas/>
             <v:path o:connecttype="segments"/>
             <w10:wrap type="square"/>
@@ -1618,95 +2430,309 @@
         </w:pict>
       </w:r>
       <w:r>
+        <w:t xml:space="preserve">The group limit angle is the threshold for the automatic detection of the shots of a group. The </w:t>
+      </w:r>
+      <w:proofErr w:type="spellStart"/>
+      <w:r>
+        <w:t>Cavway</w:t>
+      </w:r>
+      <w:proofErr w:type="spellEnd"/>
+      <w:r>
+        <w:t xml:space="preserve"> X1 automatically detects when the user starts a new group after completing one. To complete a </w:t>
+      </w:r>
+      <w:proofErr w:type="gramStart"/>
+      <w:r>
+        <w:t>group</w:t>
+      </w:r>
+      <w:proofErr w:type="gramEnd"/>
+      <w:r>
+        <w:t xml:space="preserve"> the user must take four or more shots in the same direction, rotating the device by 90 degrees each time. If more than four shots are taken only the last four are considered for the group. When a group is completed the </w:t>
+      </w:r>
+      <w:proofErr w:type="spellStart"/>
+      <w:r>
+        <w:t>Cavway</w:t>
+      </w:r>
+      <w:proofErr w:type="spellEnd"/>
+      <w:r>
+        <w:t xml:space="preserve"> X1 emits a double beep.</w:t>
+      </w:r>
+    </w:p>
+    <w:p>
+      <w:pPr>
         <w:rPr>
           <w:b/>
           <w:sz w:val="28"/>
         </w:rPr>
-        <w:t>Advanced Menu</w:t>
-      </w:r>
-      <w:r>
-        <w:t xml:space="preserve"> </w:t>
-      </w:r>
-    </w:p>
-    <w:p>
-      <w:r>
-        <w:t>The advanced menu has</w:t>
-      </w:r>
-    </w:p>
-    <w:p>
-      <w:pPr>
-        <w:pStyle w:val="ac"/>
-        <w:numPr>
-          <w:ilvl w:val="0"/>
-          <w:numId w:val="6"/>
-        </w:numPr>
-      </w:pPr>
-      <w:r>
-        <w:t xml:space="preserve">Shot options </w:t>
-      </w:r>
-    </w:p>
-    <w:p>
-      <w:pPr>
-        <w:pStyle w:val="ac"/>
-        <w:numPr>
-          <w:ilvl w:val="0"/>
-          <w:numId w:val="6"/>
-        </w:numPr>
-      </w:pPr>
-      <w:r>
-        <w:t xml:space="preserve">Calibration options </w:t>
-      </w:r>
-    </w:p>
-    <w:p>
-      <w:pPr>
-        <w:pStyle w:val="ac"/>
-        <w:numPr>
-          <w:ilvl w:val="0"/>
-          <w:numId w:val="6"/>
-        </w:numPr>
-      </w:pPr>
-      <w:r>
-        <w:t xml:space="preserve">Time </w:t>
-      </w:r>
-    </w:p>
-    <w:p>
-      <w:pPr>
-        <w:pStyle w:val="ac"/>
-        <w:numPr>
-          <w:ilvl w:val="0"/>
-          <w:numId w:val="6"/>
-        </w:numPr>
-      </w:pPr>
-      <w:r>
+      </w:pPr>
+      <w:r>
+        <w:rPr>
+          <w:b/>
+          <w:sz w:val="28"/>
+        </w:rPr>
+        <w:t>Time</w:t>
+      </w:r>
+    </w:p>
+    <w:p>
+      <w:pPr>
+        <w:rPr>
+          <w:rFonts w:hint="eastAsia"/>
+        </w:rPr>
+      </w:pPr>
+      <w:r>
+        <w:rPr>
+          <w:noProof/>
+        </w:rPr>
+        <w:pict>
+          <v:shape id="_x0000_s1091" type="#_x0000_t75" style="position:absolute;left:0;text-align:left;margin-left:278pt;margin-top:86.05pt;width:137.5pt;height:136.9pt;z-index:251691008;mso-position-horizontal-relative:text;mso-position-vertical-relative:text;mso-width-relative:page;mso-height-relative:page">
+            <v:imagedata r:id="rId31" o:title=""/>
+            <w10:wrap type="square"/>
+          </v:shape>
+        </w:pict>
+      </w:r>
+      <w:r>
+        <w:t xml:space="preserve">With the time menu the user can set year, month, day, hour, minute, and seconds. The values are adjusted with the "&lt;" and "&gt;" buttons. The "M" button moves to the next value: from "year" to "month", from "month" to "day" and so on. After "seconds" it goes back to "year". The "Back" (CLR) button saves the time. </w:t>
+      </w:r>
+    </w:p>
+    <w:p>
+      <w:r>
+        <w:rPr>
+          <w:b/>
+          <w:sz w:val="28"/>
+        </w:rPr>
         <w:t>Units</w:t>
       </w:r>
     </w:p>
     <w:p>
-      <w:pPr>
-        <w:pStyle w:val="ac"/>
-        <w:numPr>
-          <w:ilvl w:val="0"/>
-          <w:numId w:val="6"/>
-        </w:numPr>
-      </w:pPr>
-      <w:r>
-        <w:t>Factory reset</w:t>
-      </w:r>
-    </w:p>
-    <w:p>
-      <w:pPr>
+      <w:r>
+        <w:t xml:space="preserve">The </w:t>
+      </w:r>
+      <w:proofErr w:type="gramStart"/>
+      <w:r>
+        <w:t>units</w:t>
+      </w:r>
+      <w:proofErr w:type="gramEnd"/>
+      <w:r>
+        <w:t xml:space="preserve"> options are (bold values are the default) </w:t>
+      </w:r>
+    </w:p>
+    <w:p>
+      <w:pPr>
+        <w:pStyle w:val="ac"/>
+        <w:numPr>
+          <w:ilvl w:val="0"/>
+          <w:numId w:val="8"/>
+        </w:numPr>
+      </w:pPr>
+      <w:r>
+        <w:t>Length</w:t>
+      </w:r>
+      <w:r>
+        <w:t xml:space="preserve"> (</w:t>
+      </w:r>
+      <w:r>
+        <w:rPr>
+          <w:b/>
+        </w:rPr>
+        <w:t>m</w:t>
+      </w:r>
+      <w:r>
+        <w:t xml:space="preserve"> or </w:t>
+      </w:r>
+      <w:proofErr w:type="spellStart"/>
+      <w:r>
+        <w:t>ft</w:t>
+      </w:r>
+      <w:proofErr w:type="spellEnd"/>
+      <w:r>
+        <w:t xml:space="preserve">) </w:t>
+      </w:r>
+    </w:p>
+    <w:p>
+      <w:pPr>
+        <w:pStyle w:val="ac"/>
+        <w:numPr>
+          <w:ilvl w:val="0"/>
+          <w:numId w:val="8"/>
+        </w:numPr>
+      </w:pPr>
+      <w:r>
+        <w:t>Angle</w:t>
+      </w:r>
+      <w:r>
+        <w:t xml:space="preserve"> (</w:t>
+      </w:r>
+      <w:proofErr w:type="spellStart"/>
+      <w:r>
+        <w:rPr>
+          <w:b/>
+        </w:rPr>
+        <w:t>deg</w:t>
+      </w:r>
+      <w:proofErr w:type="spellEnd"/>
+      <w:r>
+        <w:t xml:space="preserve"> or grad)</w:t>
+      </w:r>
+    </w:p>
+    <w:p>
+      <w:pPr>
+        <w:widowControl/>
+        <w:jc w:val="left"/>
+        <w:rPr>
+          <w:rFonts w:hint="eastAsia"/>
+        </w:rPr>
+      </w:pPr>
+      <w:r>
+        <w:t xml:space="preserve">"Grad" is the abbreviation for </w:t>
+      </w:r>
+      <w:proofErr w:type="spellStart"/>
+      <w:r>
+        <w:t>Gradian</w:t>
+      </w:r>
+      <w:proofErr w:type="spellEnd"/>
+      <w:r>
+        <w:t xml:space="preserve"> (or Grade), a unit of angular measurement representing the 400 </w:t>
+      </w:r>
+      <w:proofErr w:type="spellStart"/>
+      <w:r>
+        <w:t>gon</w:t>
+      </w:r>
+      <w:proofErr w:type="spellEnd"/>
+      <w:r>
+        <w:t xml:space="preserve"> system.</w:t>
+      </w:r>
+    </w:p>
+    <w:p>
+      <w:pPr>
+        <w:widowControl/>
+        <w:jc w:val="left"/>
         <w:rPr>
           <w:b/>
           <w:sz w:val="28"/>
         </w:rPr>
       </w:pPr>
-    </w:p>
-    <w:p>
-      <w:r>
+      <w:r>
+        <w:rPr>
+          <w:noProof/>
+        </w:rPr>
         <w:pict>
-          <v:shape id="ole_rId28" o:spid="_x0000_s1037" style="position:absolute;left:0;text-align:left;margin-left:276pt;margin-top:7.95pt;width:137.75pt;height:136.3pt;z-index:251662336;mso-position-horizontal-relative:text;mso-position-vertical-relative:text" coordsize="" o:spt="100" adj="0,,0" path="">
+          <v:shape id="_x0000_s1092" type="#_x0000_t75" style="position:absolute;margin-left:278.45pt;margin-top:26.6pt;width:137.35pt;height:136.8pt;z-index:251693056;mso-position-horizontal-relative:text;mso-position-vertical-relative:text;mso-width-relative:page;mso-height-relative:page">
+            <v:imagedata r:id="rId32" o:title=""/>
+            <w10:wrap type="square"/>
+          </v:shape>
+        </w:pict>
+      </w:r>
+      <w:r>
+        <w:rPr>
+          <w:b/>
+          <w:sz w:val="28"/>
+        </w:rPr>
+        <w:t>BLE options</w:t>
+      </w:r>
+    </w:p>
+    <w:p>
+      <w:pPr>
+        <w:widowControl/>
+        <w:jc w:val="left"/>
+        <w:rPr>
+          <w:b/>
+          <w:sz w:val="36"/>
+        </w:rPr>
+      </w:pPr>
+      <w:r>
+        <w:t>The only BLE option is Force pair, with a default value of OFF. When this switch is turned on, the phone must be paired to connect to the device. When the switch is off, pairing is not recommended in the Android system. It is recommended to use the Bluetooth scanning function within the App to discover and connect to the device (</w:t>
+      </w:r>
+      <w:proofErr w:type="spellStart"/>
+      <w:r>
+        <w:t>Topodrod</w:t>
+      </w:r>
+      <w:proofErr w:type="spellEnd"/>
+      <w:r>
+        <w:t xml:space="preserve">). </w:t>
+      </w:r>
+      <w:r>
+        <w:rPr>
+          <w:b/>
+          <w:sz w:val="36"/>
+        </w:rPr>
+        <w:br w:type="page"/>
+      </w:r>
+    </w:p>
+    <w:p>
+      <w:pPr>
+        <w:rPr>
+          <w:b/>
+          <w:sz w:val="36"/>
+        </w:rPr>
+      </w:pPr>
+      <w:r>
+        <w:rPr>
+          <w:b/>
+          <w:sz w:val="36"/>
+        </w:rPr>
+        <w:lastRenderedPageBreak/>
+        <w:t>Calibration</w:t>
+      </w:r>
+    </w:p>
+    <w:p>
+      <w:pPr>
+        <w:widowControl/>
+        <w:snapToGrid w:val="0"/>
+        <w:jc w:val="left"/>
+      </w:pPr>
+      <w:r>
+        <w:t xml:space="preserve">The </w:t>
+      </w:r>
+      <w:proofErr w:type="spellStart"/>
+      <w:r>
+        <w:t>Cavway</w:t>
+      </w:r>
+      <w:proofErr w:type="spellEnd"/>
+      <w:r>
+        <w:t xml:space="preserve"> X1 utilizes the same calibration method as the </w:t>
+      </w:r>
+      <w:proofErr w:type="spellStart"/>
+      <w:r>
+        <w:t>Disto</w:t>
+      </w:r>
+      <w:proofErr w:type="spellEnd"/>
+      <w:r>
+        <w:t xml:space="preserve"> X2/XBLE, with additional features for calibration assistance and error detection. Notably, the </w:t>
+      </w:r>
+      <w:proofErr w:type="spellStart"/>
+      <w:r>
+        <w:t>Cavway</w:t>
+      </w:r>
+      <w:proofErr w:type="spellEnd"/>
+      <w:r>
+        <w:t xml:space="preserve"> X1 can be calibrated independently without the need for an app on smartphones or tablets. To initiate calibration mode, navigate to the menu and select "Calibration".</w:t>
+      </w:r>
+    </w:p>
+    <w:p>
+      <w:pPr>
+        <w:rPr>
+          <w:b/>
+          <w:sz w:val="28"/>
+        </w:rPr>
+      </w:pPr>
+      <w:r>
+        <w:rPr>
+          <w:b/>
+          <w:sz w:val="28"/>
+        </w:rPr>
+        <w:t>Calibration process</w:t>
+      </w:r>
+    </w:p>
+    <w:p>
+      <w:pPr>
+        <w:widowControl/>
+        <w:snapToGrid w:val="0"/>
+        <w:jc w:val="left"/>
+      </w:pPr>
+      <w:r>
+        <w:pict>
+          <v:shape id="ole_rId36" o:spid="_x0000_s1033" style="position:absolute;margin-left:307.5pt;margin-top:4.55pt;width:101.5pt;height:180pt;z-index:251666432;mso-position-horizontal-relative:text;mso-position-vertical-relative:text" coordsize="" o:spt="100" adj="0,,0" path="">
             <v:stroke joinstyle="round"/>
-            <v:imagedata r:id="rId23" o:title=""/>
+            <v:imagedata r:id="rId33" o:title=""/>
             <v:formulas/>
             <v:path o:connecttype="segments"/>
             <w10:wrap type="square"/>
@@ -1714,405 +2740,58 @@
         </w:pict>
       </w:r>
       <w:r>
-        <w:rPr>
-          <w:b/>
-          <w:sz w:val="28"/>
-        </w:rPr>
-        <w:t>Shot options</w:t>
-      </w:r>
-      <w:r>
-        <w:t xml:space="preserve"> </w:t>
-      </w:r>
-    </w:p>
-    <w:p>
-      <w:r>
-        <w:t>The shot accuracy options are (bold values are the default):</w:t>
-      </w:r>
-    </w:p>
-    <w:p>
-      <w:pPr>
-        <w:pStyle w:val="ac"/>
-        <w:numPr>
-          <w:ilvl w:val="0"/>
-          <w:numId w:val="7"/>
-        </w:numPr>
-      </w:pPr>
-      <w:r>
-        <w:t>Error detection (</w:t>
-      </w:r>
-      <w:r>
-        <w:rPr>
-          <w:b/>
-        </w:rPr>
-        <w:t>ON</w:t>
-      </w:r>
-      <w:r>
-        <w:t xml:space="preserve"> or OFF)</w:t>
-      </w:r>
-    </w:p>
-    <w:p>
-      <w:pPr>
-        <w:pStyle w:val="ac"/>
-        <w:numPr>
-          <w:ilvl w:val="0"/>
-          <w:numId w:val="7"/>
-        </w:numPr>
-      </w:pPr>
-      <w:r>
-        <w:t xml:space="preserve">Angle difference (0.2, 0.3, </w:t>
-      </w:r>
-      <w:r>
-        <w:rPr>
-          <w:b/>
-        </w:rPr>
-        <w:t>0.4</w:t>
-      </w:r>
-      <w:r>
-        <w:t xml:space="preserve">, 0.5, 0.6, 1.0 degrees) </w:t>
-      </w:r>
-    </w:p>
-    <w:p>
-      <w:pPr>
-        <w:pStyle w:val="ac"/>
-        <w:numPr>
-          <w:ilvl w:val="0"/>
-          <w:numId w:val="7"/>
-        </w:numPr>
-      </w:pPr>
-      <w:proofErr w:type="spellStart"/>
-      <w:r>
-        <w:t>absG</w:t>
-      </w:r>
-      <w:proofErr w:type="spellEnd"/>
-      <w:r>
-        <w:t xml:space="preserve"> and </w:t>
-      </w:r>
-      <w:proofErr w:type="spellStart"/>
-      <w:r>
-        <w:t>absM</w:t>
-      </w:r>
-      <w:proofErr w:type="spellEnd"/>
-      <w:r>
-        <w:t xml:space="preserve"> error limit (0.5, 0.8, </w:t>
-      </w:r>
-      <w:r>
-        <w:rPr>
-          <w:b/>
-        </w:rPr>
-        <w:t>1.0</w:t>
-      </w:r>
-      <w:r>
-        <w:t xml:space="preserve">, 1.5, 2.0, 3.0 percent) </w:t>
-      </w:r>
-    </w:p>
-    <w:p>
-      <w:pPr>
-        <w:pStyle w:val="ac"/>
-        <w:numPr>
-          <w:ilvl w:val="0"/>
-          <w:numId w:val="7"/>
-        </w:numPr>
-      </w:pPr>
-      <w:r>
-        <w:t xml:space="preserve">Dip error limit (0.5, 0.8, </w:t>
-      </w:r>
-      <w:r>
-        <w:rPr>
-          <w:b/>
-        </w:rPr>
-        <w:t>1.0</w:t>
-      </w:r>
-      <w:r>
-        <w:t xml:space="preserve">, 1.5, 2.0, 3.0 degrees) </w:t>
-      </w:r>
-    </w:p>
-    <w:p>
-      <w:pPr>
-        <w:pStyle w:val="ac"/>
-        <w:numPr>
-          <w:ilvl w:val="0"/>
-          <w:numId w:val="7"/>
-        </w:numPr>
-      </w:pPr>
-      <w:r>
-        <w:t xml:space="preserve">Reset to default values </w:t>
-      </w:r>
-    </w:p>
-    <w:p>
-      <w:pPr>
-        <w:pStyle w:val="ac"/>
-        <w:numPr>
-          <w:ilvl w:val="0"/>
-          <w:numId w:val="7"/>
-        </w:numPr>
-      </w:pPr>
-      <w:r>
-        <w:t>Reset the statistics</w:t>
-      </w:r>
-    </w:p>
-    <w:p>
-      <w:r>
-        <w:t xml:space="preserve">The angle difference is the difference between the device directions measured by the two pairs of G-M sensors. </w:t>
-      </w:r>
-      <w:r>
-        <w:t>The absolute</w:t>
-      </w:r>
-      <w:r>
-        <w:t xml:space="preserve"> (ABS)</w:t>
-      </w:r>
-      <w:r>
-        <w:t xml:space="preserve"> error </w:t>
-      </w:r>
-      <w:r>
-        <w:t>limit</w:t>
-      </w:r>
-      <w:r>
-        <w:t xml:space="preserve"> refers to the maximum deviation between the magnetic field intensity and gravitational acceleration magnitude obtained by two sets of </w:t>
-      </w:r>
-      <w:r>
-        <w:t xml:space="preserve">G-M </w:t>
-      </w:r>
-      <w:r>
-        <w:t>sensors</w:t>
-      </w:r>
-      <w:r>
-        <w:t xml:space="preserve"> relative to their mean values</w:t>
-      </w:r>
-      <w:r>
-        <w:t xml:space="preserve">. The dip limit is the difference between the G-M </w:t>
-      </w:r>
-      <w:r>
-        <w:lastRenderedPageBreak/>
-        <w:t>angles measured by the two pairs of GM sensors.</w:t>
-      </w:r>
-    </w:p>
-    <w:p>
-      <w:pPr>
-        <w:rPr>
-          <w:b/>
-          <w:sz w:val="28"/>
-        </w:rPr>
-      </w:pPr>
-      <w:r>
-        <w:pict>
-          <v:shape id="ole_rId30" o:spid="_x0000_s1036" style="position:absolute;left:0;text-align:left;margin-left:277.5pt;margin-top:8.7pt;width:137.75pt;height:136.3pt;z-index:251663360;mso-position-horizontal-relative:text;mso-position-vertical-relative:text" coordsize="" o:spt="100" adj="0,,0" path="">
-            <v:stroke joinstyle="round"/>
-            <v:imagedata r:id="rId24" o:title=""/>
-            <v:formulas/>
-            <v:path o:connecttype="segments"/>
-            <w10:wrap type="square"/>
-          </v:shape>
-        </w:pict>
-      </w:r>
-      <w:r>
-        <w:rPr>
-          <w:b/>
-          <w:sz w:val="28"/>
-        </w:rPr>
-        <w:t>Calibration options</w:t>
-      </w:r>
-    </w:p>
-    <w:p>
-      <w:pPr>
-        <w:rPr>
-          <w:b/>
-          <w:sz w:val="28"/>
-        </w:rPr>
-      </w:pPr>
-      <w:r>
-        <w:t xml:space="preserve">The calibration options are (bold values are the default) </w:t>
-      </w:r>
-    </w:p>
-    <w:p>
-      <w:pPr>
-        <w:pStyle w:val="ac"/>
-        <w:numPr>
-          <w:ilvl w:val="0"/>
-          <w:numId w:val="8"/>
-        </w:numPr>
-      </w:pPr>
-      <w:r>
-        <w:t>Error detection (</w:t>
-      </w:r>
-      <w:r>
-        <w:rPr>
-          <w:b/>
-        </w:rPr>
-        <w:t>ON</w:t>
-      </w:r>
-      <w:r>
-        <w:t xml:space="preserve"> or OFF) </w:t>
-      </w:r>
-    </w:p>
-    <w:p>
-      <w:pPr>
-        <w:pStyle w:val="ac"/>
-        <w:numPr>
-          <w:ilvl w:val="0"/>
-          <w:numId w:val="8"/>
-        </w:numPr>
-      </w:pPr>
-      <w:r>
-        <w:t xml:space="preserve">Group limit angle (1, </w:t>
-      </w:r>
-      <w:r>
-        <w:rPr>
-          <w:b/>
-        </w:rPr>
-        <w:t>3</w:t>
-      </w:r>
-      <w:r>
-        <w:t xml:space="preserve">, 4, 5, 6, 8, 10 percent) </w:t>
-      </w:r>
-    </w:p>
-    <w:p>
-      <w:r>
-        <w:t xml:space="preserve">The group limit angle is the threshold for the automatic detection of the shots of a group. The </w:t>
-      </w:r>
-      <w:proofErr w:type="spellStart"/>
-      <w:r>
-        <w:t>Cavway</w:t>
-      </w:r>
-      <w:proofErr w:type="spellEnd"/>
-      <w:r>
-        <w:t xml:space="preserve"> X1 automatically detects when the user starts a new group after completing one. To complete a </w:t>
-      </w:r>
-      <w:proofErr w:type="gramStart"/>
-      <w:r>
-        <w:t>group</w:t>
-      </w:r>
-      <w:proofErr w:type="gramEnd"/>
-      <w:r>
-        <w:t xml:space="preserve"> the user must take four or more shots in the same direction, rotating the device by 90 degrees each time. If more than four shots are taken only the last four are considered for the group. When a group is completed the </w:t>
-      </w:r>
-      <w:proofErr w:type="spellStart"/>
-      <w:r>
-        <w:t>Cavway</w:t>
-      </w:r>
-      <w:proofErr w:type="spellEnd"/>
-      <w:r>
-        <w:t xml:space="preserve"> X1 emits a double beep.</w:t>
-      </w:r>
-    </w:p>
-    <w:p>
-      <w:pPr>
-        <w:rPr>
-          <w:b/>
-          <w:sz w:val="28"/>
-        </w:rPr>
-      </w:pPr>
-    </w:p>
-    <w:p>
-      <w:pPr>
-        <w:rPr>
-          <w:b/>
-          <w:sz w:val="28"/>
-        </w:rPr>
-      </w:pPr>
-      <w:r>
-        <w:pict>
-          <v:shape id="ole_rId32" o:spid="_x0000_s1035" style="position:absolute;left:0;text-align:left;margin-left:278pt;margin-top:6.45pt;width:137.75pt;height:136.3pt;z-index:251664384;mso-position-horizontal-relative:text;mso-position-vertical-relative:text" coordsize="" o:spt="100" adj="0,,0" path="">
-            <v:stroke joinstyle="round"/>
-            <v:imagedata r:id="rId25" o:title=""/>
-            <v:formulas/>
-            <v:path o:connecttype="segments"/>
-            <w10:wrap type="square"/>
-          </v:shape>
-        </w:pict>
-      </w:r>
-      <w:r>
-        <w:rPr>
-          <w:b/>
-          <w:sz w:val="28"/>
-        </w:rPr>
-        <w:t>Time</w:t>
-      </w:r>
-    </w:p>
-    <w:p>
-      <w:r>
-        <w:t xml:space="preserve">With the time menu the user can set year, month, day, hour, minute, and seconds. The values are adjusted with the "&lt;" and "&gt;" buttons. The "M" button moves to the next value: from "year" to "month", from "month" to "day" and so on. After "seconds" it goes back to "year". The "Back" (CLR) button saves the time. </w:t>
-      </w:r>
-    </w:p>
-    <w:p>
-      <w:pPr>
-        <w:rPr>
-          <w:b/>
-          <w:sz w:val="28"/>
-        </w:rPr>
-      </w:pPr>
-    </w:p>
-    <w:p>
-      <w:r>
-        <w:pict>
-          <v:shape id="ole_rId34" o:spid="_x0000_s1034" style="position:absolute;left:0;text-align:left;margin-left:278pt;margin-top:5.35pt;width:137.75pt;height:136.3pt;z-index:251665408;mso-position-horizontal-relative:text;mso-position-vertical-relative:text" coordsize="" o:spt="100" adj="0,,0" path="">
-            <v:stroke joinstyle="round"/>
-            <v:imagedata r:id="rId26" o:title=""/>
-            <v:formulas/>
-            <v:path o:connecttype="segments"/>
-            <w10:wrap type="square"/>
-          </v:shape>
-        </w:pict>
-      </w:r>
-      <w:r>
-        <w:rPr>
-          <w:b/>
-          <w:sz w:val="28"/>
-        </w:rPr>
-        <w:t>Units</w:t>
-      </w:r>
-    </w:p>
-    <w:p>
-      <w:r>
-        <w:t xml:space="preserve">The only </w:t>
-      </w:r>
-      <w:proofErr w:type="gramStart"/>
-      <w:r>
-        <w:t>units</w:t>
-      </w:r>
-      <w:proofErr w:type="gramEnd"/>
-      <w:r>
-        <w:t xml:space="preserve"> choice is for the distance: m (meter) or </w:t>
-      </w:r>
-      <w:proofErr w:type="spellStart"/>
-      <w:r>
-        <w:t>ft</w:t>
-      </w:r>
-      <w:proofErr w:type="spellEnd"/>
-      <w:r>
-        <w:t xml:space="preserve"> (feet). The angles are always in decimal degrees.</w:t>
-      </w:r>
-    </w:p>
-    <w:p>
-      <w:pPr>
+        <w:t>Calibration involves taking groups of four shots</w:t>
+      </w:r>
+      <w:r>
+        <w:t xml:space="preserve"> that cover all directions</w:t>
+      </w:r>
+      <w:r>
+        <w:t>. During each group:</w:t>
+      </w:r>
+    </w:p>
+    <w:p>
+      <w:pPr>
+        <w:pStyle w:val="ac"/>
         <w:widowControl/>
+        <w:numPr>
+          <w:ilvl w:val="0"/>
+          <w:numId w:val="10"/>
+        </w:numPr>
+        <w:snapToGrid w:val="0"/>
         <w:jc w:val="left"/>
-        <w:rPr>
-          <w:b/>
-          <w:sz w:val="36"/>
-        </w:rPr>
-      </w:pPr>
-      <w:r>
-        <w:rPr>
-          <w:b/>
-          <w:sz w:val="36"/>
-        </w:rPr>
-        <w:br w:type="page"/>
-      </w:r>
-    </w:p>
-    <w:p>
-      <w:pPr>
-        <w:rPr>
-          <w:b/>
-          <w:sz w:val="36"/>
-        </w:rPr>
-      </w:pPr>
-      <w:r>
-        <w:rPr>
-          <w:b/>
-          <w:sz w:val="36"/>
-        </w:rPr>
-        <w:lastRenderedPageBreak/>
-        <w:t>Calibration</w:t>
+      </w:pPr>
+      <w:r>
+        <w:t>Fix the rear of the instrument at point A and point the laser beam on point B.</w:t>
+      </w:r>
+    </w:p>
+    <w:p>
+      <w:pPr>
+        <w:pStyle w:val="ac"/>
+        <w:widowControl/>
+        <w:numPr>
+          <w:ilvl w:val="0"/>
+          <w:numId w:val="10"/>
+        </w:numPr>
+        <w:snapToGrid w:val="0"/>
+        <w:jc w:val="left"/>
+      </w:pPr>
+      <w:r>
+        <w:t>Take the first calibration shot, then rotate the device by 90 degrees and take the next shot.</w:t>
+      </w:r>
+    </w:p>
+    <w:p>
+      <w:pPr>
+        <w:pStyle w:val="ac"/>
+        <w:widowControl/>
+        <w:numPr>
+          <w:ilvl w:val="0"/>
+          <w:numId w:val="10"/>
+        </w:numPr>
+        <w:snapToGrid w:val="0"/>
+        <w:jc w:val="left"/>
+      </w:pPr>
+      <w:r>
+        <w:t>Repeat until four shots are taken.</w:t>
       </w:r>
     </w:p>
     <w:p>
@@ -2122,31 +2801,13 @@
         <w:jc w:val="left"/>
       </w:pPr>
       <w:r>
-        <w:t xml:space="preserve">The </w:t>
-      </w:r>
-      <w:proofErr w:type="spellStart"/>
-      <w:r>
-        <w:t>Cavway</w:t>
-      </w:r>
-      <w:proofErr w:type="spellEnd"/>
-      <w:r>
-        <w:t xml:space="preserve"> X1 utilizes the same calibration method as the </w:t>
-      </w:r>
-      <w:proofErr w:type="spellStart"/>
-      <w:r>
-        <w:t>Disto</w:t>
-      </w:r>
-      <w:proofErr w:type="spellEnd"/>
-      <w:r>
-        <w:t xml:space="preserve"> X2/XBLE, with additional features for calibration assistance and error detection. Notably, the </w:t>
-      </w:r>
-      <w:proofErr w:type="spellStart"/>
-      <w:r>
-        <w:t>Cavway</w:t>
-      </w:r>
-      <w:proofErr w:type="spellEnd"/>
-      <w:r>
-        <w:t xml:space="preserve"> X1 can be calibrated independently without the need for an app on smartphones or tablets. To initiate calibration mode, navigate to the menu and select "Calibration".</w:t>
+        <w:t xml:space="preserve">While the distance between points A and B is not recorded, it is recommended that </w:t>
+      </w:r>
+      <w:r>
+        <w:t>it</w:t>
+      </w:r>
+      <w:r>
+        <w:t xml:space="preserve"> exceeds 5 meters for optimal accuracy. After completing one group of shots, change to a new direction and begin a new group.</w:t>
       </w:r>
     </w:p>
     <w:p>
@@ -2161,132 +2822,29 @@
           <w:b/>
           <w:sz w:val="28"/>
         </w:rPr>
-        <w:t>Calibration process</w:t>
-      </w:r>
-    </w:p>
-    <w:p>
-      <w:pPr>
-        <w:widowControl/>
-        <w:snapToGrid w:val="0"/>
-        <w:jc w:val="left"/>
+        <w:t>Display features</w:t>
+      </w:r>
+    </w:p>
+    <w:p>
+      <w:r>
+        <w:t xml:space="preserve">The display provides a visual map of the </w:t>
+      </w:r>
+      <w:r>
+        <w:t>3D</w:t>
+      </w:r>
+      <w:r>
+        <w:t xml:space="preserve"> directions covered by the calibration groups. Two circles represent the upward and downward hemispheres. The directions that are "covered" by the calibration shots are dark. The directions of the groups already taken are shown with a 'x' and that of the group that is being taken with a '+'. A good calibration should darken both circles entirely, requiring at least 14 groups of shots.</w:t>
+      </w:r>
+    </w:p>
+    <w:p>
+      <w:pPr>
+        <w:ind w:firstLine="210"/>
       </w:pPr>
       <w:r>
         <w:pict>
-          <v:shape id="ole_rId36" o:spid="_x0000_s1033" style="position:absolute;margin-left:307.5pt;margin-top:4.55pt;width:101.5pt;height:180pt;z-index:251666432;mso-position-horizontal-relative:text;mso-position-vertical-relative:text" coordsize="" o:spt="100" adj="0,,0" path="">
-            <v:stroke joinstyle="round"/>
-            <v:imagedata r:id="rId27" o:title=""/>
-            <v:formulas/>
-            <v:path o:connecttype="segments"/>
-            <w10:wrap type="square"/>
-          </v:shape>
-        </w:pict>
-      </w:r>
-      <w:r>
-        <w:t>Calibration involves taking groups of four shots</w:t>
-      </w:r>
-      <w:r>
-        <w:t xml:space="preserve"> that cover all directions</w:t>
-      </w:r>
-      <w:r>
-        <w:t>. During each group:</w:t>
-      </w:r>
-    </w:p>
-    <w:p>
-      <w:pPr>
-        <w:pStyle w:val="ac"/>
-        <w:widowControl/>
-        <w:numPr>
-          <w:ilvl w:val="0"/>
-          <w:numId w:val="10"/>
-        </w:numPr>
-        <w:snapToGrid w:val="0"/>
-        <w:jc w:val="left"/>
-      </w:pPr>
-      <w:r>
-        <w:t>Fix the rear of the instrument at point A and point the laser beam on point B.</w:t>
-      </w:r>
-    </w:p>
-    <w:p>
-      <w:pPr>
-        <w:pStyle w:val="ac"/>
-        <w:widowControl/>
-        <w:numPr>
-          <w:ilvl w:val="0"/>
-          <w:numId w:val="10"/>
-        </w:numPr>
-        <w:snapToGrid w:val="0"/>
-        <w:jc w:val="left"/>
-      </w:pPr>
-      <w:r>
-        <w:t>Take the first calibration shot, then rotate the device by 90 degrees and take the next shot.</w:t>
-      </w:r>
-    </w:p>
-    <w:p>
-      <w:pPr>
-        <w:pStyle w:val="ac"/>
-        <w:widowControl/>
-        <w:numPr>
-          <w:ilvl w:val="0"/>
-          <w:numId w:val="10"/>
-        </w:numPr>
-        <w:snapToGrid w:val="0"/>
-        <w:jc w:val="left"/>
-      </w:pPr>
-      <w:r>
-        <w:t>Repeat until four shots are taken.</w:t>
-      </w:r>
-    </w:p>
-    <w:p>
-      <w:pPr>
-        <w:widowControl/>
-        <w:snapToGrid w:val="0"/>
-        <w:jc w:val="left"/>
-      </w:pPr>
-      <w:r>
-        <w:t xml:space="preserve">While the distance between points A and B is not recorded, it is recommended that </w:t>
-      </w:r>
-      <w:r>
-        <w:t>it</w:t>
-      </w:r>
-      <w:r>
-        <w:t xml:space="preserve"> exceeds 5 meters for optimal accuracy. After completing one group of shots, change to a new direction and begin a new group.</w:t>
-      </w:r>
-    </w:p>
-    <w:p>
-      <w:pPr>
-        <w:rPr>
-          <w:b/>
-          <w:sz w:val="28"/>
-        </w:rPr>
-      </w:pPr>
-      <w:r>
-        <w:rPr>
-          <w:b/>
-          <w:sz w:val="28"/>
-        </w:rPr>
-        <w:t>Display features</w:t>
-      </w:r>
-    </w:p>
-    <w:p>
-      <w:r>
-        <w:t xml:space="preserve">The display provides a visual map of the </w:t>
-      </w:r>
-      <w:r>
-        <w:t>3D</w:t>
-      </w:r>
-      <w:r>
-        <w:t xml:space="preserve"> directions covered by the calibration groups. Two circles represent the upward and downward hemispheres. The directions that are "covered" by the calibration shots are dark. The directions of the groups already taken are shown with a 'x' and that of the group that is being taken with a '+'. A good calibration should darken both circles entirely, requiring at least 14 groups of shots.</w:t>
-      </w:r>
-    </w:p>
-    <w:p>
-      <w:pPr>
-        <w:ind w:firstLine="210"/>
-      </w:pPr>
-      <w:r>
-        <w:pict>
-          <v:shape id="ole_rId38" o:spid="_x0000_i1027" style="width:171.5pt;height:169pt" coordsize="" o:spt="100" adj="0,,0" path="" stroked="f">
+          <v:shape id="ole_rId38" o:spid="_x0000_i1027" style="width:171.7pt;height:168.9pt" coordsize="" o:spt="100" adj="0,,0" path="" stroked="f">
             <v:stroke joinstyle="miter"/>
-            <v:imagedata r:id="rId28" o:title=""/>
+            <v:imagedata r:id="rId34" o:title=""/>
             <v:formulas/>
             <v:path o:connecttype="segments"/>
           </v:shape>
@@ -2297,9 +2855,9 @@
       </w:r>
       <w:r>
         <w:pict>
-          <v:shape id="ole_rId40" o:spid="_x0000_i1028" style="width:171.5pt;height:168.5pt" coordsize="" o:spt="100" adj="0,,0" path="" stroked="f">
+          <v:shape id="ole_rId40" o:spid="_x0000_i1028" style="width:171.7pt;height:168.35pt" coordsize="" o:spt="100" adj="0,,0" path="" stroked="f">
             <v:stroke joinstyle="miter"/>
-            <v:imagedata r:id="rId29" o:title=""/>
+            <v:imagedata r:id="rId35" o:title=""/>
             <v:formulas/>
             <v:path o:connecttype="segments"/>
           </v:shape>
@@ -2545,9 +3103,9 @@
       </w:pPr>
       <w:r>
         <w:pict>
-          <v:shape id="ole_rId42" o:spid="_x0000_i1029" style="width:169.5pt;height:169pt" coordsize="" o:spt="100" adj="0,,0" path="" stroked="f">
+          <v:shape id="ole_rId42" o:spid="_x0000_i1029" style="width:169.5pt;height:168.9pt" coordsize="" o:spt="100" adj="0,,0" path="" stroked="f">
             <v:stroke joinstyle="miter"/>
-            <v:imagedata r:id="rId30" o:title=""/>
+            <v:imagedata r:id="rId36" o:title=""/>
             <v:formulas/>
             <v:path o:connecttype="segments"/>
           </v:shape>
@@ -2558,9 +3116,9 @@
       </w:r>
       <w:r>
         <w:pict>
-          <v:shape id="ole_rId44" o:spid="_x0000_i1030" style="width:169pt;height:168.5pt" coordsize="" o:spt="100" adj="0,,0" path="" stroked="f">
+          <v:shape id="ole_rId44" o:spid="_x0000_i1030" style="width:168.9pt;height:168.35pt" coordsize="" o:spt="100" adj="0,,0" path="" stroked="f">
             <v:stroke joinstyle="miter"/>
-            <v:imagedata r:id="rId31" o:title=""/>
+            <v:imagedata r:id="rId37" o:title=""/>
             <v:formulas/>
             <v:path o:connecttype="segments"/>
           </v:shape>
@@ -2821,9 +3379,9 @@
     <w:p>
       <w:r>
         <w:pict>
-          <v:shape id="ole_rId46" o:spid="_x0000_i1031" style="width:132.5pt;height:132.5pt" coordsize="" o:spt="100" adj="0,,0" path="" stroked="f">
+          <v:shape id="ole_rId46" o:spid="_x0000_i1031" style="width:132.35pt;height:132.35pt" coordsize="" o:spt="100" adj="0,,0" path="" stroked="f">
             <v:stroke joinstyle="miter"/>
-            <v:imagedata r:id="rId32" o:title=""/>
+            <v:imagedata r:id="rId38" o:title=""/>
             <v:formulas/>
             <v:path o:connecttype="segments"/>
           </v:shape>
@@ -2834,9 +3392,9 @@
       </w:r>
       <w:r>
         <w:pict>
-          <v:shape id="ole_rId48" o:spid="_x0000_i1032" style="width:132.5pt;height:132.5pt" coordsize="" o:spt="100" adj="0,,0" path="" stroked="f">
+          <v:shape id="ole_rId48" o:spid="_x0000_i1032" style="width:132.35pt;height:132.35pt" coordsize="" o:spt="100" adj="0,,0" path="" stroked="f">
             <v:stroke joinstyle="miter"/>
-            <v:imagedata r:id="rId33" o:title=""/>
+            <v:imagedata r:id="rId39" o:title=""/>
             <v:formulas/>
             <v:path o:connecttype="segments"/>
           </v:shape>
@@ -2847,9 +3405,9 @@
       </w:r>
       <w:r>
         <w:pict>
-          <v:shape id="ole_rId50" o:spid="_x0000_i1033" style="width:132.5pt;height:132.5pt" coordsize="" o:spt="100" adj="0,,0" path="" stroked="f">
+          <v:shape id="ole_rId50" o:spid="_x0000_i1033" style="width:132.35pt;height:132.35pt" coordsize="" o:spt="100" adj="0,,0" path="" stroked="f">
             <v:stroke joinstyle="miter"/>
-            <v:imagedata r:id="rId34" o:title=""/>
+            <v:imagedata r:id="rId40" o:title=""/>
             <v:formulas/>
             <v:path o:connecttype="segments"/>
           </v:shape>
@@ -2879,7 +3437,7 @@
                     </pic:cNvPicPr>
                   </pic:nvPicPr>
                   <pic:blipFill>
-                    <a:blip r:embed="rId35"/>
+                    <a:blip r:embed="rId41"/>
                     <a:stretch>
                       <a:fillRect/>
                     </a:stretch>
@@ -2996,7 +3554,7 @@
                     </pic:cNvPicPr>
                   </pic:nvPicPr>
                   <pic:blipFill>
-                    <a:blip r:embed="rId36"/>
+                    <a:blip r:embed="rId42"/>
                     <a:stretch>
                       <a:fillRect/>
                     </a:stretch>
@@ -3034,7 +3592,7 @@
       <w:r>
         <w:t xml:space="preserve">” button downloads and displays the calibration </w:t>
       </w:r>
-      <w:hyperlink r:id="rId37">
+      <w:hyperlink r:id="rId43">
         <w:r>
           <w:t>coefficients</w:t>
         </w:r>
@@ -3063,7 +3621,7 @@
       <w:r>
         <w:t xml:space="preserve"> format). Calibration </w:t>
       </w:r>
-      <w:hyperlink r:id="rId38">
+      <w:hyperlink r:id="rId44">
         <w:r>
           <w:t>coefficients</w:t>
         </w:r>
@@ -3119,7 +3677,7 @@
                     </pic:cNvPicPr>
                   </pic:nvPicPr>
                   <pic:blipFill>
-                    <a:blip r:embed="rId39"/>
+                    <a:blip r:embed="rId45"/>
                     <a:stretch>
                       <a:fillRect/>
                     </a:stretch>
@@ -3141,8 +3699,8 @@
       </w:r>
     </w:p>
     <w:sectPr>
-      <w:headerReference w:type="default" r:id="rId40"/>
-      <w:footerReference w:type="default" r:id="rId41"/>
+      <w:headerReference w:type="default" r:id="rId46"/>
+      <w:footerReference w:type="default" r:id="rId47"/>
       <w:pgSz w:w="11906" w:h="16838"/>
       <w:pgMar w:top="1440" w:right="1800" w:bottom="1440" w:left="1800" w:header="851" w:footer="992" w:gutter="0"/>
       <w:pgNumType w:start="1"/>
@@ -3217,7 +3775,7 @@
           <w:rPr>
             <w:noProof/>
           </w:rPr>
-          <w:t>9</w:t>
+          <w:t>5</w:t>
         </w:r>
         <w:r>
           <w:fldChar w:fldCharType="end"/>
@@ -3264,16 +3822,13 @@
     </w:r>
     <w:proofErr w:type="spellEnd"/>
     <w:r>
-      <w:t xml:space="preserve"> X1 User Manual Rev. B </w:t>
+      <w:t xml:space="preserve"> X1 User Manual Rev. C</w:t>
     </w:r>
     <w:r>
-      <w:rPr>
-        <w:rFonts w:hint="eastAsia"/>
-      </w:rPr>
-      <w:t>Nov</w:t>
+      <w:t xml:space="preserve"> </w:t>
     </w:r>
     <w:r>
-      <w:t>. 2025</w:t>
+      <w:t>Mar. 2026</w:t>
     </w:r>
   </w:p>
 </w:hdr>
@@ -6587,4 +7142,16 @@
     </a:ext>
   </a:extLst>
 </a:theme>
+</file>
+
+<file path=customXml/item1.xml><?xml version="1.0" encoding="utf-8"?>
+<b:Sources xmlns:b="http://schemas.openxmlformats.org/officeDocument/2006/bibliography" xmlns="http://schemas.openxmlformats.org/officeDocument/2006/bibliography" SelectedStyle="\APASixthEditionOfficeOnline.xsl" StyleName="APA" Version="6"/>
+</file>
+
+<file path=customXml/itemProps1.xml><?xml version="1.0" encoding="utf-8"?>
+<ds:datastoreItem xmlns:ds="http://schemas.openxmlformats.org/officeDocument/2006/customXml" ds:itemID="{97C9C1FC-9186-4C6C-876D-60DC71E16A7F}">
+  <ds:schemaRefs>
+    <ds:schemaRef ds:uri="http://schemas.openxmlformats.org/officeDocument/2006/bibliography"/>
+  </ds:schemaRefs>
+</ds:datastoreItem>
 </file>
--- a/Cavway X1 User Manual.docx
+++ b/Cavway X1 User Manual.docx
@@ -179,7 +179,7 @@
         <w:widowControl/>
         <w:jc w:val="left"/>
         <w:rPr>
-          <w:rFonts w:ascii="Malgun Gothic" w:hAnsi="Malgun Gothic" w:hint="eastAsia"/>
+          <w:rFonts w:ascii="Malgun Gothic" w:hAnsi="Malgun Gothic"/>
           <w:sz w:val="44"/>
           <w:szCs w:val="44"/>
         </w:rPr>
@@ -707,11 +707,6 @@
       </w:r>
     </w:p>
     <w:p>
-      <w:pPr>
-        <w:rPr>
-          <w:rFonts w:hint="eastAsia"/>
-        </w:rPr>
-      </w:pPr>
       <w:r>
         <w:t>Long press “&gt;” opens a confirmation dialog to clear</w:t>
       </w:r>
@@ -1077,16 +1072,7 @@
         <w:t xml:space="preserve"> error. The character 'C' denotes a calibration data</w:t>
       </w:r>
       <w:r>
-        <w:t>. The character 'S</w:t>
-      </w:r>
-      <w:r>
-        <w:t xml:space="preserve">' denotes a </w:t>
-      </w:r>
-      <w:r>
-        <w:t>scan shot</w:t>
-      </w:r>
-      <w:r>
-        <w:t xml:space="preserve"> data</w:t>
+        <w:t>. The character 'S' denotes a scan shot data</w:t>
       </w:r>
       <w:r>
         <w:t xml:space="preserve">. The </w:t>
@@ -1136,7 +1122,7 @@
     <w:p>
       <w:r>
         <w:pict>
-          <v:shape id="_x0000_i1064" type="#_x0000_t75" style="width:131.25pt;height:129.6pt">
+          <v:shape id="_x0000_i1025" type="#_x0000_t75" style="width:131.25pt;height:129.6pt">
             <v:imagedata r:id="rId17" o:title=""/>
           </v:shape>
         </w:pict>
@@ -1146,7 +1132,7 @@
       </w:r>
       <w:r>
         <w:pict>
-          <v:shape id="_x0000_i1068" type="#_x0000_t75" style="width:131.25pt;height:129.6pt">
+          <v:shape id="_x0000_i1026" type="#_x0000_t75" style="width:131.25pt;height:129.6pt">
             <v:imagedata r:id="rId18" o:title=""/>
           </v:shape>
         </w:pict>
@@ -1156,7 +1142,7 @@
       </w:r>
       <w:r>
         <w:pict>
-          <v:shape id="_x0000_i1071" type="#_x0000_t75" style="width:131.25pt;height:129.6pt">
+          <v:shape id="_x0000_i1027" type="#_x0000_t75" style="width:131.25pt;height:129.6pt">
             <v:imagedata r:id="rId19" o:title=""/>
           </v:shape>
         </w:pict>
@@ -1166,7 +1152,7 @@
       </w:r>
       <w:r>
         <w:pict>
-          <v:shape id="_x0000_i1074" type="#_x0000_t75" style="width:131.25pt;height:129.6pt">
+          <v:shape id="_x0000_i1028" type="#_x0000_t75" style="width:131.25pt;height:129.6pt">
             <v:imagedata r:id="rId20" o:title=""/>
           </v:shape>
         </w:pict>
@@ -1738,10 +1724,7 @@
       </w:r>
       <w:r>
         <w:lastRenderedPageBreak/>
-        <w:t xml:space="preserve">The </w:t>
-      </w:r>
-      <w:r>
-        <w:t xml:space="preserve">second page displays the </w:t>
+        <w:t xml:space="preserve">The second page displays the </w:t>
       </w:r>
       <w:r>
         <w:t xml:space="preserve">calibration information such as calibration time, average error, error’s </w:t>
@@ -1762,14 +1745,13 @@
       <w:pPr>
         <w:ind w:firstLineChars="200" w:firstLine="420"/>
         <w:rPr>
-          <w:rFonts w:hint="eastAsia"/>
           <w:b/>
           <w:sz w:val="28"/>
         </w:rPr>
       </w:pPr>
       <w:r>
         <w:pict>
-          <v:shape id="_x0000_i1110" type="#_x0000_t75" style="width:131.25pt;height:129.6pt">
+          <v:shape id="_x0000_i1029" type="#_x0000_t75" style="width:131.25pt;height:129.6pt">
             <v:imagedata r:id="rId24" o:title=""/>
           </v:shape>
         </w:pict>
@@ -1783,15 +1765,13 @@
       <w:r>
         <w:t xml:space="preserve">  </w:t>
       </w:r>
-      <w:bookmarkStart w:id="0" w:name="_GoBack"/>
       <w:r>
         <w:pict>
-          <v:shape id="_x0000_i1109" type="#_x0000_t75" style="width:131.25pt;height:130.15pt;mso-position-horizontal-relative:text;mso-position-vertical-relative:text;mso-width-relative:page;mso-height-relative:page">
+          <v:shape id="_x0000_i1030" type="#_x0000_t75" style="width:131.25pt;height:130.15pt;mso-position-horizontal-relative:text;mso-position-vertical-relative:text;mso-width-relative:page;mso-height-relative:page">
             <v:imagedata r:id="rId25" o:title=""/>
           </v:shape>
         </w:pict>
       </w:r>
-      <w:bookmarkEnd w:id="0"/>
     </w:p>
     <w:p>
       <w:pPr>
@@ -1811,23 +1791,18 @@
           </v:shape>
         </w:pict>
       </w:r>
+      <w:bookmarkStart w:id="0" w:name="_GoBack"/>
+      <w:bookmarkEnd w:id="0"/>
       <w:r>
         <w:rPr>
           <w:b/>
           <w:sz w:val="28"/>
         </w:rPr>
+        <w:t>Advanced Menu</w:t>
+      </w:r>
+      <w:r>
         <w:t xml:space="preserve"> </w:t>
       </w:r>
-      <w:r>
-        <w:rPr>
-          <w:b/>
-          <w:sz w:val="28"/>
-        </w:rPr>
-        <w:t>Advanced Menu</w:t>
-      </w:r>
-      <w:r>
-        <w:t xml:space="preserve"> </w:t>
-      </w:r>
     </w:p>
     <w:p>
       <w:r>
@@ -1913,9 +1888,6 @@
           <w:ilvl w:val="0"/>
           <w:numId w:val="6"/>
         </w:numPr>
-        <w:rPr>
-          <w:rFonts w:hint="eastAsia"/>
-        </w:rPr>
       </w:pPr>
       <w:r>
         <w:t>Factory reset</w:t>
@@ -2181,22 +2153,12 @@
           <w:b/>
           <w:sz w:val="28"/>
         </w:rPr>
-        <w:t>Scan</w:t>
-      </w:r>
-      <w:r>
-        <w:rPr>
-          <w:b/>
-          <w:sz w:val="28"/>
-        </w:rPr>
-        <w:t xml:space="preserve"> options</w:t>
-      </w:r>
-    </w:p>
-    <w:p>
-      <w:r>
-        <w:t>The scan</w:t>
-      </w:r>
-      <w:r>
-        <w:t xml:space="preserve"> options are (bold values are the default):</w:t>
+        <w:t>Scan options</w:t>
+      </w:r>
+    </w:p>
+    <w:p>
+      <w:r>
+        <w:t>The scan options are (bold values are the default):</w:t>
       </w:r>
       <w:r>
         <w:t xml:space="preserve"> </w:t>
@@ -2211,10 +2173,7 @@
         </w:numPr>
       </w:pPr>
       <w:r>
-        <w:t>Enable</w:t>
-      </w:r>
-      <w:r>
-        <w:t xml:space="preserve"> (</w:t>
+        <w:t>Enable (</w:t>
       </w:r>
       <w:r>
         <w:rPr>
@@ -2235,13 +2194,7 @@
         </w:numPr>
       </w:pPr>
       <w:r>
-        <w:t>Speed</w:t>
-      </w:r>
-      <w:r>
-        <w:t xml:space="preserve"> (</w:t>
-      </w:r>
-      <w:r>
-        <w:t xml:space="preserve">Low, </w:t>
+        <w:t xml:space="preserve">Speed (Low, </w:t>
       </w:r>
       <w:r>
         <w:rPr>
@@ -2250,10 +2203,7 @@
         <w:t>Medium</w:t>
       </w:r>
       <w:r>
-        <w:t>, High</w:t>
-      </w:r>
-      <w:r>
-        <w:t xml:space="preserve">) </w:t>
+        <w:t xml:space="preserve">, High) </w:t>
       </w:r>
     </w:p>
     <w:p>
@@ -2265,10 +2215,7 @@
         </w:numPr>
       </w:pPr>
       <w:r>
-        <w:t>Trigger</w:t>
-      </w:r>
-      <w:r>
-        <w:t xml:space="preserve"> (</w:t>
+        <w:t>Trigger (</w:t>
       </w:r>
       <w:r>
         <w:rPr>
@@ -2277,10 +2224,7 @@
         <w:t>DIST+M</w:t>
       </w:r>
       <w:r>
-        <w:t>, &gt;</w:t>
-      </w:r>
-      <w:r>
-        <w:t xml:space="preserve">) </w:t>
+        <w:t xml:space="preserve">, &gt;) </w:t>
       </w:r>
     </w:p>
     <w:p>
@@ -2306,11 +2250,6 @@
       </w:r>
     </w:p>
     <w:p>
-      <w:pPr>
-        <w:rPr>
-          <w:rFonts w:hint="eastAsia"/>
-        </w:rPr>
-      </w:pPr>
       <w:r>
         <w:t xml:space="preserve">The speed option determines the scanning speed and scanning accuracy. When set to high, the device records </w:t>
       </w:r>
@@ -2413,11 +2352,6 @@
       </w:r>
     </w:p>
     <w:p>
-      <w:pPr>
-        <w:rPr>
-          <w:rFonts w:hint="eastAsia"/>
-        </w:rPr>
-      </w:pPr>
       <w:r>
         <w:pict>
           <v:shape id="ole_rId32" o:spid="_x0000_s1035" style="position:absolute;left:0;text-align:left;margin-left:278pt;margin-top:99.7pt;width:137.75pt;height:136.3pt;z-index:251664384;mso-position-horizontal-relative:text;mso-position-vertical-relative:text" coordsize="" o:spt="100" adj="0,,0" path="">
@@ -2473,11 +2407,6 @@
       </w:r>
     </w:p>
     <w:p>
-      <w:pPr>
-        <w:rPr>
-          <w:rFonts w:hint="eastAsia"/>
-        </w:rPr>
-      </w:pPr>
       <w:r>
         <w:rPr>
           <w:noProof/>
@@ -2524,10 +2453,7 @@
         </w:numPr>
       </w:pPr>
       <w:r>
-        <w:t>Length</w:t>
-      </w:r>
-      <w:r>
-        <w:t xml:space="preserve"> (</w:t>
+        <w:t>Length (</w:t>
       </w:r>
       <w:r>
         <w:rPr>
@@ -2556,10 +2482,7 @@
         </w:numPr>
       </w:pPr>
       <w:r>
-        <w:t>Angle</w:t>
-      </w:r>
-      <w:r>
-        <w:t xml:space="preserve"> (</w:t>
+        <w:t>Angle (</w:t>
       </w:r>
       <w:proofErr w:type="spellStart"/>
       <w:r>
@@ -2577,9 +2500,6 @@
       <w:pPr>
         <w:widowControl/>
         <w:jc w:val="left"/>
-        <w:rPr>
-          <w:rFonts w:hint="eastAsia"/>
-        </w:rPr>
       </w:pPr>
       <w:r>
         <w:t xml:space="preserve">"Grad" is the abbreviation for </w:t>
@@ -2842,7 +2762,7 @@
       </w:pPr>
       <w:r>
         <w:pict>
-          <v:shape id="ole_rId38" o:spid="_x0000_i1027" style="width:171.7pt;height:168.9pt" coordsize="" o:spt="100" adj="0,,0" path="" stroked="f">
+          <v:shape id="ole_rId38" o:spid="_x0000_i1031" style="width:171.7pt;height:168.9pt" coordsize="" o:spt="100" adj="0,,0" path="" stroked="f">
             <v:stroke joinstyle="miter"/>
             <v:imagedata r:id="rId34" o:title=""/>
             <v:formulas/>
@@ -2855,7 +2775,7 @@
       </w:r>
       <w:r>
         <w:pict>
-          <v:shape id="ole_rId40" o:spid="_x0000_i1028" style="width:171.7pt;height:168.35pt" coordsize="" o:spt="100" adj="0,,0" path="" stroked="f">
+          <v:shape id="ole_rId40" o:spid="_x0000_i1032" style="width:171.7pt;height:168.35pt" coordsize="" o:spt="100" adj="0,,0" path="" stroked="f">
             <v:stroke joinstyle="miter"/>
             <v:imagedata r:id="rId35" o:title=""/>
             <v:formulas/>
@@ -3103,7 +3023,7 @@
       </w:pPr>
       <w:r>
         <w:pict>
-          <v:shape id="ole_rId42" o:spid="_x0000_i1029" style="width:169.5pt;height:168.9pt" coordsize="" o:spt="100" adj="0,,0" path="" stroked="f">
+          <v:shape id="ole_rId42" o:spid="_x0000_i1033" style="width:169.5pt;height:168.9pt" coordsize="" o:spt="100" adj="0,,0" path="" stroked="f">
             <v:stroke joinstyle="miter"/>
             <v:imagedata r:id="rId36" o:title=""/>
             <v:formulas/>
@@ -3116,7 +3036,7 @@
       </w:r>
       <w:r>
         <w:pict>
-          <v:shape id="ole_rId44" o:spid="_x0000_i1030" style="width:168.9pt;height:168.35pt" coordsize="" o:spt="100" adj="0,,0" path="" stroked="f">
+          <v:shape id="ole_rId44" o:spid="_x0000_i1034" style="width:168.9pt;height:168.35pt" coordsize="" o:spt="100" adj="0,,0" path="" stroked="f">
             <v:stroke joinstyle="miter"/>
             <v:imagedata r:id="rId37" o:title=""/>
             <v:formulas/>
@@ -3379,7 +3299,7 @@
     <w:p>
       <w:r>
         <w:pict>
-          <v:shape id="ole_rId46" o:spid="_x0000_i1031" style="width:132.35pt;height:132.35pt" coordsize="" o:spt="100" adj="0,,0" path="" stroked="f">
+          <v:shape id="ole_rId46" o:spid="_x0000_i1035" style="width:132.35pt;height:132.35pt" coordsize="" o:spt="100" adj="0,,0" path="" stroked="f">
             <v:stroke joinstyle="miter"/>
             <v:imagedata r:id="rId38" o:title=""/>
             <v:formulas/>
@@ -3392,7 +3312,7 @@
       </w:r>
       <w:r>
         <w:pict>
-          <v:shape id="ole_rId48" o:spid="_x0000_i1032" style="width:132.35pt;height:132.35pt" coordsize="" o:spt="100" adj="0,,0" path="" stroked="f">
+          <v:shape id="ole_rId48" o:spid="_x0000_i1036" style="width:132.35pt;height:132.35pt" coordsize="" o:spt="100" adj="0,,0" path="" stroked="f">
             <v:stroke joinstyle="miter"/>
             <v:imagedata r:id="rId39" o:title=""/>
             <v:formulas/>
@@ -3405,7 +3325,7 @@
       </w:r>
       <w:r>
         <w:pict>
-          <v:shape id="ole_rId50" o:spid="_x0000_i1033" style="width:132.35pt;height:132.35pt" coordsize="" o:spt="100" adj="0,,0" path="" stroked="f">
+          <v:shape id="ole_rId50" o:spid="_x0000_i1037" style="width:132.35pt;height:132.35pt" coordsize="" o:spt="100" adj="0,,0" path="" stroked="f">
             <v:stroke joinstyle="miter"/>
             <v:imagedata r:id="rId40" o:title=""/>
             <v:formulas/>
@@ -3775,7 +3695,7 @@
           <w:rPr>
             <w:noProof/>
           </w:rPr>
-          <w:t>5</w:t>
+          <w:t>10</w:t>
         </w:r>
         <w:r>
           <w:fldChar w:fldCharType="end"/>
@@ -7149,7 +7069,7 @@
 </file>
 
 <file path=customXml/itemProps1.xml><?xml version="1.0" encoding="utf-8"?>
-<ds:datastoreItem xmlns:ds="http://schemas.openxmlformats.org/officeDocument/2006/customXml" ds:itemID="{97C9C1FC-9186-4C6C-876D-60DC71E16A7F}">
+<ds:datastoreItem xmlns:ds="http://schemas.openxmlformats.org/officeDocument/2006/customXml" ds:itemID="{95705A61-2091-4527-B103-0CB016539044}">
   <ds:schemaRefs>
     <ds:schemaRef ds:uri="http://schemas.openxmlformats.org/officeDocument/2006/bibliography"/>
   </ds:schemaRefs>

--- a/Cavway X1 User Manual.docx
+++ b/Cavway X1 User Manual.docx
@@ -1373,7 +1373,7 @@
           <w:noProof/>
         </w:rPr>
         <w:pict>
-          <v:shape id="_x0000_s1061" type="#_x0000_t75" style="position:absolute;left:0;text-align:left;margin-left:275.35pt;margin-top:6.4pt;width:139.5pt;height:139pt;z-index:251670528;mso-position-horizontal-relative:text;mso-position-vertical-relative:text;mso-width-relative:page;mso-height-relative:page">
+          <v:shape id="_x0000_s1061" type="#_x0000_t75" style="position:absolute;left:0;text-align:left;margin-left:275.35pt;margin-top:14.1pt;width:139.5pt;height:139pt;z-index:251670528;mso-position-horizontal-relative:text;mso-position-vertical-relative:text;mso-width-relative:page;mso-height-relative:page">
             <v:imagedata r:id="rId22" o:title=""/>
             <w10:wrap type="square"/>
           </v:shape>
@@ -1435,35 +1435,27 @@
           <w:sz w:val="28"/>
         </w:rPr>
       </w:pPr>
-    </w:p>
-    <w:p>
-      <w:pPr>
-        <w:rPr>
-          <w:b/>
-          <w:sz w:val="28"/>
-        </w:rPr>
-      </w:pPr>
-      <w:r>
-        <w:rPr>
-          <w:b/>
-          <w:sz w:val="28"/>
-        </w:rPr>
-        <w:t xml:space="preserve">Options </w:t>
-      </w:r>
-    </w:p>
-    <w:p>
       <w:r>
         <w:rPr>
           <w:noProof/>
         </w:rPr>
         <w:pict>
-          <v:shape id="_x0000_s1086" type="#_x0000_t75" style="position:absolute;left:0;text-align:left;margin-left:276.5pt;margin-top:3.35pt;width:139.45pt;height:137.7pt;z-index:251685888;mso-position-horizontal-relative:text;mso-position-vertical-relative:text;mso-width-relative:page;mso-height-relative:page">
+          <v:shape id="_x0000_s1086" type="#_x0000_t75" style="position:absolute;left:0;text-align:left;margin-left:276.5pt;margin-top:20.8pt;width:139.45pt;height:137.7pt;z-index:251685888;mso-position-horizontal-relative:text;mso-position-vertical-relative:text;mso-width-relative:page;mso-height-relative:page">
             <v:imagedata r:id="rId23" o:title=""/>
             <w10:wrap type="square"/>
           </v:shape>
         </w:pict>
       </w:r>
       <w:r>
+        <w:rPr>
+          <w:b/>
+          <w:sz w:val="28"/>
+        </w:rPr>
+        <w:t xml:space="preserve">Options </w:t>
+      </w:r>
+    </w:p>
+    <w:p>
+      <w:r>
         <w:t xml:space="preserve">The options are (bold values are the default) </w:t>
       </w:r>
     </w:p>
@@ -1723,22 +1715,25 @@
         <w:t xml:space="preserve"> </w:t>
       </w:r>
       <w:r>
+        <w:t xml:space="preserve">The second page displays the </w:t>
+      </w:r>
+      <w:r>
+        <w:t xml:space="preserve">calibration information such as calibration time, average error, error’s </w:t>
+      </w:r>
+      <w:proofErr w:type="spellStart"/>
+      <w:r>
+        <w:t>stddev</w:t>
+      </w:r>
+      <w:proofErr w:type="spellEnd"/>
+      <w:r>
+        <w:t xml:space="preserve">, max error and calibration place’s dip angle. </w:t>
+      </w:r>
+      <w:r>
+        <w:t xml:space="preserve">If the device has not been </w:t>
+      </w:r>
+      <w:r>
         <w:lastRenderedPageBreak/>
-        <w:t xml:space="preserve">The second page displays the </w:t>
-      </w:r>
-      <w:r>
-        <w:t xml:space="preserve">calibration information such as calibration time, average error, error’s </w:t>
-      </w:r>
-      <w:proofErr w:type="spellStart"/>
-      <w:r>
-        <w:t>stddev</w:t>
-      </w:r>
-      <w:proofErr w:type="spellEnd"/>
-      <w:r>
-        <w:t xml:space="preserve">, max error and calibration place’s dip angle. </w:t>
-      </w:r>
-      <w:r>
-        <w:t>If the device has not been calibrated, "NO CALI INFORMATION" will be displayed.</w:t>
+        <w:t>calibrated, "NO CALI INFORMATION" will be displayed.</w:t>
       </w:r>
     </w:p>
     <w:p>
@@ -1791,8 +1786,6 @@
           </v:shape>
         </w:pict>
       </w:r>
-      <w:bookmarkStart w:id="0" w:name="_GoBack"/>
-      <w:bookmarkEnd w:id="0"/>
       <w:r>
         <w:rPr>
           <w:b/>
@@ -2044,17 +2037,55 @@
     </w:p>
     <w:p>
       <w:r>
+        <w:t xml:space="preserve">The angle difference is the difference between the device directions measured by the two pairs of G-M sensors. </w:t>
+      </w:r>
+      <w:r>
+        <w:t>The absolute</w:t>
+      </w:r>
+      <w:r>
+        <w:t xml:space="preserve"> (ABS)</w:t>
+      </w:r>
+      <w:r>
+        <w:t xml:space="preserve"> error </w:t>
+      </w:r>
+      <w:r>
+        <w:t>limit</w:t>
+      </w:r>
+      <w:r>
+        <w:t xml:space="preserve"> refers to the maximum deviation between the magnetic field intensity and gravitational acceleration magnitude obtained by two sets of </w:t>
+      </w:r>
+      <w:r>
+        <w:t xml:space="preserve">G-M </w:t>
+      </w:r>
+      <w:r>
+        <w:t>sensors</w:t>
+      </w:r>
+      <w:r>
+        <w:t xml:space="preserve"> relative to their mean values</w:t>
+      </w:r>
+      <w:r>
+        <w:t>. The dip limit is the difference between the G-M angles measured by the two pairs of GM sensors.</w:t>
+      </w:r>
+    </w:p>
+    <w:p>
+      <w:pPr>
+        <w:rPr>
+          <w:b/>
+          <w:sz w:val="28"/>
+        </w:rPr>
+      </w:pPr>
+      <w:r>
         <w:rPr>
           <w:noProof/>
         </w:rPr>
         <w:drawing>
-          <wp:anchor distT="0" distB="0" distL="114300" distR="114300" simplePos="0" relativeHeight="251688960" behindDoc="0" locked="0" layoutInCell="1" allowOverlap="1" wp14:anchorId="511DEF97" wp14:editId="047D5E7B">
+          <wp:anchor distT="0" distB="0" distL="114300" distR="114300" simplePos="0" relativeHeight="251688960" behindDoc="0" locked="0" layoutInCell="1" allowOverlap="1" wp14:anchorId="0B0569E6" wp14:editId="69BC5978">
             <wp:simplePos x="0" y="0"/>
             <wp:positionH relativeFrom="margin">
               <wp:posOffset>3521710</wp:posOffset>
             </wp:positionH>
             <wp:positionV relativeFrom="paragraph">
-              <wp:posOffset>756334</wp:posOffset>
+              <wp:posOffset>129198</wp:posOffset>
             </wp:positionV>
             <wp:extent cx="1746250" cy="1738630"/>
             <wp:effectExtent l="0" t="0" r="6350" b="0"/>
@@ -2111,177 +2142,139 @@
         </w:drawing>
       </w:r>
       <w:r>
-        <w:t xml:space="preserve">The angle difference is the difference between the device directions measured by the two pairs of G-M sensors. </w:t>
-      </w:r>
-      <w:r>
-        <w:t>The absolute</w:t>
-      </w:r>
-      <w:r>
-        <w:t xml:space="preserve"> (ABS)</w:t>
-      </w:r>
-      <w:r>
-        <w:t xml:space="preserve"> error </w:t>
-      </w:r>
-      <w:r>
-        <w:t>limit</w:t>
-      </w:r>
-      <w:r>
-        <w:t xml:space="preserve"> refers to the maximum deviation between the magnetic field intensity and gravitational acceleration magnitude obtained by two sets of </w:t>
-      </w:r>
-      <w:r>
-        <w:t xml:space="preserve">G-M </w:t>
-      </w:r>
-      <w:r>
-        <w:t>sensors</w:t>
-      </w:r>
-      <w:r>
-        <w:t xml:space="preserve"> relative to their mean values</w:t>
-      </w:r>
-      <w:r>
-        <w:t>. The dip limit is the difference between the G-M angles measured by the two pairs of GM sensors.</w:t>
-      </w:r>
-    </w:p>
-    <w:p>
-      <w:pPr>
         <w:rPr>
           <w:b/>
           <w:sz w:val="28"/>
         </w:rPr>
-      </w:pPr>
-      <w:r>
+        <w:t>Scan options</w:t>
+      </w:r>
+    </w:p>
+    <w:p>
+      <w:r>
+        <w:t>The scan options are (bold values are the default):</w:t>
+      </w:r>
+      <w:r>
+        <w:t xml:space="preserve"> </w:t>
+      </w:r>
+    </w:p>
+    <w:p>
+      <w:pPr>
+        <w:pStyle w:val="ac"/>
+        <w:numPr>
+          <w:ilvl w:val="0"/>
+          <w:numId w:val="7"/>
+        </w:numPr>
+      </w:pPr>
+      <w:r>
+        <w:t>Enable (</w:t>
+      </w:r>
+      <w:r>
+        <w:rPr>
+          <w:b/>
+        </w:rPr>
+        <w:t>ON</w:t>
+      </w:r>
+      <w:r>
+        <w:t xml:space="preserve"> or OFF)</w:t>
+      </w:r>
+    </w:p>
+    <w:p>
+      <w:pPr>
+        <w:pStyle w:val="ac"/>
+        <w:numPr>
+          <w:ilvl w:val="0"/>
+          <w:numId w:val="7"/>
+        </w:numPr>
+      </w:pPr>
+      <w:r>
+        <w:t xml:space="preserve">Speed (Low, </w:t>
+      </w:r>
+      <w:r>
+        <w:rPr>
+          <w:b/>
+        </w:rPr>
+        <w:t>Medium</w:t>
+      </w:r>
+      <w:r>
+        <w:t xml:space="preserve">, High) </w:t>
+      </w:r>
+    </w:p>
+    <w:p>
+      <w:pPr>
+        <w:pStyle w:val="ac"/>
+        <w:numPr>
+          <w:ilvl w:val="0"/>
+          <w:numId w:val="7"/>
+        </w:numPr>
+      </w:pPr>
+      <w:r>
+        <w:t>Trigger (</w:t>
+      </w:r>
+      <w:r>
+        <w:rPr>
+          <w:b/>
+        </w:rPr>
+        <w:t>DIST+M</w:t>
+      </w:r>
+      <w:r>
+        <w:t xml:space="preserve">, &gt;) </w:t>
+      </w:r>
+    </w:p>
+    <w:p>
+      <w:pPr>
+        <w:pStyle w:val="ac"/>
+        <w:numPr>
+          <w:ilvl w:val="0"/>
+          <w:numId w:val="7"/>
+        </w:numPr>
+      </w:pPr>
+      <w:r>
+        <w:t xml:space="preserve">Scan (1, </w:t>
+      </w:r>
+      <w:r>
+        <w:rPr>
+          <w:b/>
+        </w:rPr>
+        <w:t>2</w:t>
+      </w:r>
+      <w:r>
+        <w:t>, 5, 10 Min)</w:t>
+      </w:r>
+    </w:p>
+    <w:p>
+      <w:r>
+        <w:t xml:space="preserve">The speed option determines the scanning speed and scanning accuracy. When set to high, the device records </w:t>
+      </w:r>
+      <w:r>
+        <w:lastRenderedPageBreak/>
+        <w:t>shots</w:t>
+      </w:r>
+      <w:r>
+        <w:t xml:space="preserve"> quickly, but the accuracy is poor. When set to low, the device needs to remain steady for a short while for</w:t>
+      </w:r>
+      <w:r>
+        <w:t xml:space="preserve"> each</w:t>
+      </w:r>
+      <w:r>
+        <w:t xml:space="preserve"> </w:t>
+      </w:r>
+      <w:r>
+        <w:t>shot</w:t>
+      </w:r>
+      <w:r>
+        <w:t xml:space="preserve"> scanned. The trigger method is the key operation used to enter scan mode; currently, two key operation methods are provided. The scan option sets the maximum duration for each scan.</w:t>
+      </w:r>
+    </w:p>
+    <w:p>
+      <w:pPr>
         <w:rPr>
           <w:b/>
           <w:sz w:val="28"/>
         </w:rPr>
-        <w:t>Scan options</w:t>
-      </w:r>
-    </w:p>
-    <w:p>
-      <w:r>
-        <w:t>The scan options are (bold values are the default):</w:t>
-      </w:r>
-      <w:r>
-        <w:t xml:space="preserve"> </w:t>
-      </w:r>
-    </w:p>
-    <w:p>
-      <w:pPr>
-        <w:pStyle w:val="ac"/>
-        <w:numPr>
-          <w:ilvl w:val="0"/>
-          <w:numId w:val="7"/>
-        </w:numPr>
-      </w:pPr>
-      <w:r>
-        <w:t>Enable (</w:t>
-      </w:r>
-      <w:r>
-        <w:rPr>
-          <w:b/>
-        </w:rPr>
-        <w:t>ON</w:t>
-      </w:r>
-      <w:r>
-        <w:t xml:space="preserve"> or OFF)</w:t>
-      </w:r>
-    </w:p>
-    <w:p>
-      <w:pPr>
-        <w:pStyle w:val="ac"/>
-        <w:numPr>
-          <w:ilvl w:val="0"/>
-          <w:numId w:val="7"/>
-        </w:numPr>
-      </w:pPr>
-      <w:r>
-        <w:t xml:space="preserve">Speed (Low, </w:t>
-      </w:r>
-      <w:r>
-        <w:rPr>
-          <w:b/>
-        </w:rPr>
-        <w:t>Medium</w:t>
-      </w:r>
-      <w:r>
-        <w:t xml:space="preserve">, High) </w:t>
-      </w:r>
-    </w:p>
-    <w:p>
-      <w:pPr>
-        <w:pStyle w:val="ac"/>
-        <w:numPr>
-          <w:ilvl w:val="0"/>
-          <w:numId w:val="7"/>
-        </w:numPr>
-      </w:pPr>
-      <w:r>
-        <w:t>Trigger (</w:t>
-      </w:r>
-      <w:r>
-        <w:rPr>
-          <w:b/>
-        </w:rPr>
-        <w:t>DIST+M</w:t>
-      </w:r>
-      <w:r>
-        <w:t xml:space="preserve">, &gt;) </w:t>
-      </w:r>
-    </w:p>
-    <w:p>
-      <w:pPr>
-        <w:pStyle w:val="ac"/>
-        <w:numPr>
-          <w:ilvl w:val="0"/>
-          <w:numId w:val="7"/>
-        </w:numPr>
-      </w:pPr>
-      <w:r>
-        <w:lastRenderedPageBreak/>
-        <w:t xml:space="preserve">Scan (1, </w:t>
-      </w:r>
-      <w:r>
-        <w:rPr>
-          <w:b/>
-        </w:rPr>
-        <w:t>2</w:t>
-      </w:r>
-      <w:r>
-        <w:t>, 5, 10 Min)</w:t>
-      </w:r>
-    </w:p>
-    <w:p>
-      <w:r>
-        <w:t xml:space="preserve">The speed option determines the scanning speed and scanning accuracy. When set to high, the device records </w:t>
-      </w:r>
-      <w:r>
-        <w:t>shots</w:t>
-      </w:r>
-      <w:r>
-        <w:t xml:space="preserve"> quickly, but the accuracy is poor. When set to low, the device needs to remain steady for a short while for</w:t>
-      </w:r>
-      <w:r>
-        <w:t xml:space="preserve"> each</w:t>
-      </w:r>
-      <w:r>
-        <w:t xml:space="preserve"> </w:t>
-      </w:r>
-      <w:r>
-        <w:t>shot</w:t>
-      </w:r>
-      <w:r>
-        <w:t xml:space="preserve"> scanned. The trigger method is the key operation used to enter scan mode; currently, two key operation methods are provided. The scan option sets the maximum duration for each scan.</w:t>
-      </w:r>
-    </w:p>
-    <w:p>
-      <w:pPr>
-        <w:rPr>
-          <w:b/>
-          <w:sz w:val="28"/>
-        </w:rPr>
       </w:pPr>
       <w:r>
         <w:pict>
-          <v:shape id="ole_rId30" o:spid="_x0000_s1036" style="position:absolute;left:0;text-align:left;margin-left:277.5pt;margin-top:7.45pt;width:137.75pt;height:136.3pt;z-index:251663360;mso-position-horizontal-relative:text;mso-position-vertical-relative:text" coordsize="" o:spt="100" adj="0,,0" path="">
+          <v:shape id="ole_rId30" o:spid="_x0000_s1036" style="position:absolute;left:0;text-align:left;margin-left:277.5pt;margin-top:18.45pt;width:137.75pt;height:136.3pt;z-index:251663360;mso-position-horizontal-relative:text;mso-position-vertical-relative:text" coordsize="" o:spt="100" adj="0,,0" path="">
             <v:stroke joinstyle="round"/>
             <v:imagedata r:id="rId29" o:title=""/>
             <v:formulas/>
@@ -2353,8 +2346,44 @@
     </w:p>
     <w:p>
       <w:r>
+        <w:t xml:space="preserve">The group limit angle is the threshold for the automatic detection of the shots of a group. The </w:t>
+      </w:r>
+      <w:proofErr w:type="spellStart"/>
+      <w:r>
+        <w:t>Cavway</w:t>
+      </w:r>
+      <w:proofErr w:type="spellEnd"/>
+      <w:r>
+        <w:t xml:space="preserve"> X1 automatically detects when the user starts a new group after completing one. To complete a </w:t>
+      </w:r>
+      <w:proofErr w:type="gramStart"/>
+      <w:r>
+        <w:t>group</w:t>
+      </w:r>
+      <w:proofErr w:type="gramEnd"/>
+      <w:r>
+        <w:t xml:space="preserve"> the user must take four or more shots in the same direction, rotating the device by 90 degrees each time. If more than four shots are taken only the last four are considered for the group. When a group is completed the </w:t>
+      </w:r>
+      <w:proofErr w:type="spellStart"/>
+      <w:r>
+        <w:t>Cavway</w:t>
+      </w:r>
+      <w:proofErr w:type="spellEnd"/>
+      <w:r>
+        <w:t xml:space="preserve"> X1 emits a double beep.</w:t>
+      </w:r>
+    </w:p>
+    <w:p/>
+    <w:p>
+      <w:pPr>
+        <w:rPr>
+          <w:b/>
+          <w:sz w:val="28"/>
+        </w:rPr>
+      </w:pPr>
+      <w:r>
         <w:pict>
-          <v:shape id="ole_rId32" o:spid="_x0000_s1035" style="position:absolute;left:0;text-align:left;margin-left:278pt;margin-top:99.7pt;width:137.75pt;height:136.3pt;z-index:251664384;mso-position-horizontal-relative:text;mso-position-vertical-relative:text" coordsize="" o:spt="100" adj="0,,0" path="">
+          <v:shape id="ole_rId32" o:spid="_x0000_s1035" style="position:absolute;left:0;text-align:left;margin-left:278pt;margin-top:.95pt;width:137.75pt;height:136.3pt;z-index:251664384;mso-position-horizontal-relative:text;mso-position-vertical-relative:text" coordsize="" o:spt="100" adj="0,,0" path="">
             <v:stroke joinstyle="round"/>
             <v:imagedata r:id="rId30" o:title=""/>
             <v:formulas/>
@@ -2364,66 +2393,37 @@
         </w:pict>
       </w:r>
       <w:r>
-        <w:t xml:space="preserve">The group limit angle is the threshold for the automatic detection of the shots of a group. The </w:t>
-      </w:r>
-      <w:proofErr w:type="spellStart"/>
-      <w:r>
-        <w:t>Cavway</w:t>
-      </w:r>
-      <w:proofErr w:type="spellEnd"/>
-      <w:r>
-        <w:t xml:space="preserve"> X1 automatically detects when the user starts a new group after completing one. To complete a </w:t>
-      </w:r>
-      <w:proofErr w:type="gramStart"/>
-      <w:r>
-        <w:t>group</w:t>
-      </w:r>
-      <w:proofErr w:type="gramEnd"/>
-      <w:r>
-        <w:t xml:space="preserve"> the user must take four or more shots in the same direction, rotating the device by 90 degrees each time. If more than four shots are taken only the last four are considered for the group. When a group is completed the </w:t>
-      </w:r>
-      <w:proofErr w:type="spellStart"/>
-      <w:r>
-        <w:t>Cavway</w:t>
-      </w:r>
-      <w:proofErr w:type="spellEnd"/>
-      <w:r>
-        <w:t xml:space="preserve"> X1 emits a double beep.</w:t>
-      </w:r>
-    </w:p>
-    <w:p>
-      <w:pPr>
         <w:rPr>
           <w:b/>
           <w:sz w:val="28"/>
         </w:rPr>
-      </w:pPr>
-      <w:r>
-        <w:rPr>
-          <w:b/>
-          <w:sz w:val="28"/>
-        </w:rPr>
         <w:t>Time</w:t>
       </w:r>
     </w:p>
     <w:p>
       <w:r>
+        <w:t>With the time menu the user can set year, month, day, hour, minute, and seconds. The values are adjusted with the "&lt;" and "&gt;" buttons. The "M" button moves to the next value: from "year" to "month", from "month" to "day" and so on. After "seconds" it goes bac</w:t>
+      </w:r>
+      <w:bookmarkStart w:id="0" w:name="_GoBack"/>
+      <w:bookmarkEnd w:id="0"/>
+      <w:r>
+        <w:t xml:space="preserve">k to "year". The "Back" (CLR) button saves the time. </w:t>
+      </w:r>
+    </w:p>
+    <w:p/>
+    <w:p>
+      <w:r>
         <w:rPr>
           <w:noProof/>
         </w:rPr>
         <w:pict>
-          <v:shape id="_x0000_s1091" type="#_x0000_t75" style="position:absolute;left:0;text-align:left;margin-left:278pt;margin-top:86.05pt;width:137.5pt;height:136.9pt;z-index:251691008;mso-position-horizontal-relative:text;mso-position-vertical-relative:text;mso-width-relative:page;mso-height-relative:page">
+          <v:shape id="_x0000_s1091" type="#_x0000_t75" style="position:absolute;left:0;text-align:left;margin-left:278pt;margin-top:6.2pt;width:137.5pt;height:136.9pt;z-index:251691008;mso-position-horizontal-relative:text;mso-position-vertical-relative:text;mso-width-relative:page;mso-height-relative:page">
             <v:imagedata r:id="rId31" o:title=""/>
             <w10:wrap type="square"/>
           </v:shape>
         </w:pict>
       </w:r>
       <w:r>
-        <w:t xml:space="preserve">With the time menu the user can set year, month, day, hour, minute, and seconds. The values are adjusted with the "&lt;" and "&gt;" buttons. The "M" button moves to the next value: from "year" to "month", from "month" to "day" and so on. After "seconds" it goes back to "year". The "Back" (CLR) button saves the time. </w:t>
-      </w:r>
-    </w:p>
-    <w:p>
-      <w:r>
         <w:rPr>
           <w:b/>
           <w:sz w:val="28"/>
@@ -2526,6 +2526,15 @@
         <w:widowControl/>
         <w:jc w:val="left"/>
         <w:rPr>
+          <w:rFonts w:hint="eastAsia"/>
+        </w:rPr>
+      </w:pPr>
+    </w:p>
+    <w:p>
+      <w:pPr>
+        <w:widowControl/>
+        <w:jc w:val="left"/>
+        <w:rPr>
           <w:b/>
           <w:sz w:val="28"/>
         </w:rPr>
@@ -2535,7 +2544,7 @@
           <w:noProof/>
         </w:rPr>
         <w:pict>
-          <v:shape id="_x0000_s1092" type="#_x0000_t75" style="position:absolute;margin-left:278.45pt;margin-top:26.6pt;width:137.35pt;height:136.8pt;z-index:251693056;mso-position-horizontal-relative:text;mso-position-vertical-relative:text;mso-width-relative:page;mso-height-relative:page">
+          <v:shape id="_x0000_s1092" type="#_x0000_t75" style="position:absolute;margin-left:278.45pt;margin-top:28.25pt;width:137.35pt;height:136.8pt;z-index:251693056;mso-position-horizontal-relative:text;mso-position-vertical-relative:text;mso-width-relative:page;mso-height-relative:page">
             <v:imagedata r:id="rId32" o:title=""/>
             <w10:wrap type="square"/>
           </v:shape>
@@ -3695,7 +3704,7 @@
           <w:rPr>
             <w:noProof/>
           </w:rPr>
-          <w:t>10</w:t>
+          <w:t>6</w:t>
         </w:r>
         <w:r>
           <w:fldChar w:fldCharType="end"/>
@@ -7069,7 +7078,7 @@
 </file>
 
 <file path=customXml/itemProps1.xml><?xml version="1.0" encoding="utf-8"?>
-<ds:datastoreItem xmlns:ds="http://schemas.openxmlformats.org/officeDocument/2006/customXml" ds:itemID="{95705A61-2091-4527-B103-0CB016539044}">
+<ds:datastoreItem xmlns:ds="http://schemas.openxmlformats.org/officeDocument/2006/customXml" ds:itemID="{D95F876F-5611-4741-A555-D6B7FF94CEF6}">
   <ds:schemaRefs>
     <ds:schemaRef ds:uri="http://schemas.openxmlformats.org/officeDocument/2006/bibliography"/>
   </ds:schemaRefs>
